--- a/CV/Resume-PrathameshGiri.docx
+++ b/CV/Resume-PrathameshGiri.docx
@@ -71,11 +71,10 @@
           <w:szCs w:val="24"/>
           <w:lang w:val="en-US"/>
         </w:rPr>
-        <w:t>Prathamesh Shivrajgir Giri</w:t>
-      </w:r>
-    </w:p>
-    <w:p>
-      <w:pPr>
+        <w:t xml:space="preserve">Prathamesh </w:t>
+      </w:r>
+      <w:proofErr w:type="spellStart"/>
+      <w:r>
         <w:rPr>
           <w:rFonts w:ascii="Sans-serif" w:hAnsi="Sans-serif"/>
           <w:b/>
@@ -84,7 +83,9 @@
           <w:szCs w:val="24"/>
           <w:lang w:val="en-US"/>
         </w:rPr>
-      </w:pPr>
+        <w:t>Shivrajgir</w:t>
+      </w:r>
+      <w:proofErr w:type="spellEnd"/>
       <w:r>
         <w:rPr>
           <w:rFonts w:ascii="Sans-serif" w:hAnsi="Sans-serif"/>
@@ -94,7 +95,67 @@
           <w:szCs w:val="24"/>
           <w:lang w:val="en-US"/>
         </w:rPr>
-        <w:t>Jyotishwar Nivas, Aurad (sha.) -413522</w:t>
+        <w:t xml:space="preserve"> Giri</w:t>
+      </w:r>
+    </w:p>
+    <w:p>
+      <w:pPr>
+        <w:rPr>
+          <w:rFonts w:ascii="Sans-serif" w:hAnsi="Sans-serif"/>
+          <w:b/>
+          <w:bCs/>
+          <w:sz w:val="24"/>
+          <w:szCs w:val="24"/>
+          <w:lang w:val="en-US"/>
+        </w:rPr>
+      </w:pPr>
+      <w:proofErr w:type="spellStart"/>
+      <w:r>
+        <w:rPr>
+          <w:rFonts w:ascii="Sans-serif" w:hAnsi="Sans-serif"/>
+          <w:b/>
+          <w:bCs/>
+          <w:sz w:val="24"/>
+          <w:szCs w:val="24"/>
+          <w:lang w:val="en-US"/>
+        </w:rPr>
+        <w:t>Jyotishwar</w:t>
+      </w:r>
+      <w:proofErr w:type="spellEnd"/>
+      <w:r>
+        <w:rPr>
+          <w:rFonts w:ascii="Sans-serif" w:hAnsi="Sans-serif"/>
+          <w:b/>
+          <w:bCs/>
+          <w:sz w:val="24"/>
+          <w:szCs w:val="24"/>
+          <w:lang w:val="en-US"/>
+        </w:rPr>
+        <w:t xml:space="preserve"> Nivas, </w:t>
+      </w:r>
+      <w:proofErr w:type="spellStart"/>
+      <w:r>
+        <w:rPr>
+          <w:rFonts w:ascii="Sans-serif" w:hAnsi="Sans-serif"/>
+          <w:b/>
+          <w:bCs/>
+          <w:sz w:val="24"/>
+          <w:szCs w:val="24"/>
+          <w:lang w:val="en-US"/>
+        </w:rPr>
+        <w:t>Aurad</w:t>
+      </w:r>
+      <w:proofErr w:type="spellEnd"/>
+      <w:r>
+        <w:rPr>
+          <w:rFonts w:ascii="Sans-serif" w:hAnsi="Sans-serif"/>
+          <w:b/>
+          <w:bCs/>
+          <w:sz w:val="24"/>
+          <w:szCs w:val="24"/>
+          <w:lang w:val="en-US"/>
+        </w:rPr>
+        <w:t xml:space="preserve"> (sha.) -413522</w:t>
       </w:r>
     </w:p>
     <w:p>
@@ -248,6 +309,11 @@
     </w:p>
     <w:p>
       <w:pPr>
+        <w:pStyle w:val="ListParagraph"/>
+        <w:numPr>
+          <w:ilvl w:val="0"/>
+          <w:numId w:val="2"/>
+        </w:numPr>
         <w:jc w:val="both"/>
         <w:rPr>
           <w:rFonts w:ascii="Sans-serif" w:hAnsi="Sans-serif"/>
@@ -275,20 +341,8 @@
           <w:sz w:val="24"/>
           <w:szCs w:val="24"/>
         </w:rPr>
-        <w:t xml:space="preserve"> – Java, Python, C#, Kotlin, C, C++</w:t>
-      </w:r>
-    </w:p>
-    <w:p>
-      <w:pPr>
-        <w:jc w:val="both"/>
-        <w:rPr>
-          <w:rFonts w:ascii="Sans-serif" w:hAnsi="Sans-serif"/>
-          <w:b/>
-          <w:bCs/>
-          <w:sz w:val="24"/>
-          <w:szCs w:val="24"/>
-        </w:rPr>
-      </w:pPr>
+        <w:t xml:space="preserve"> </w:t>
+      </w:r>
       <w:r>
         <w:rPr>
           <w:rFonts w:ascii="Sans-serif" w:hAnsi="Sans-serif"/>
@@ -297,71 +351,26 @@
           <w:sz w:val="28"/>
           <w:szCs w:val="28"/>
         </w:rPr>
-        <w:t>Web</w:t>
-      </w:r>
-      <w:r>
-        <w:rPr>
-          <w:rFonts w:ascii="Sans-serif" w:hAnsi="Sans-serif"/>
-          <w:b/>
-          <w:bCs/>
-          <w:sz w:val="24"/>
-          <w:szCs w:val="24"/>
-        </w:rPr>
-        <w:t xml:space="preserve"> – HTML, CSS, JavaScript, php,</w:t>
-      </w:r>
-      <w:r>
-        <w:rPr>
-          <w:rFonts w:ascii="Sans-serif" w:hAnsi="Sans-serif"/>
-          <w:b/>
-          <w:bCs/>
-          <w:sz w:val="24"/>
-          <w:szCs w:val="24"/>
-        </w:rPr>
-        <w:t xml:space="preserve"> JQuery, Angular,</w:t>
-      </w:r>
-      <w:r>
-        <w:rPr>
-          <w:rFonts w:ascii="Sans-serif" w:hAnsi="Sans-serif"/>
-          <w:b/>
-          <w:bCs/>
-          <w:sz w:val="24"/>
-          <w:szCs w:val="24"/>
-        </w:rPr>
-        <w:t xml:space="preserve"> </w:t>
-      </w:r>
-      <w:r>
-        <w:rPr>
-          <w:rFonts w:ascii="Sans-serif" w:hAnsi="Sans-serif"/>
-          <w:b/>
-          <w:bCs/>
-          <w:sz w:val="24"/>
-          <w:szCs w:val="24"/>
-        </w:rPr>
-        <w:t>Node.js, Bootstrap,</w:t>
-      </w:r>
-      <w:r>
-        <w:rPr>
-          <w:rFonts w:ascii="Sans-serif" w:hAnsi="Sans-serif"/>
-          <w:b/>
-          <w:bCs/>
-          <w:sz w:val="24"/>
-          <w:szCs w:val="24"/>
-        </w:rPr>
-        <w:t xml:space="preserve"> </w:t>
-      </w:r>
-      <w:r>
-        <w:rPr>
-          <w:rFonts w:ascii="Sans-serif" w:hAnsi="Sans-serif"/>
-          <w:b/>
-          <w:bCs/>
-          <w:sz w:val="24"/>
-          <w:szCs w:val="24"/>
-        </w:rPr>
-        <w:t>TypeScript</w:t>
-      </w:r>
-    </w:p>
-    <w:p>
-      <w:pPr>
+        <w:t xml:space="preserve">Languages </w:t>
+      </w:r>
+      <w:r>
+        <w:rPr>
+          <w:rFonts w:ascii="Sans-serif" w:hAnsi="Sans-serif"/>
+          <w:b/>
+          <w:bCs/>
+          <w:sz w:val="24"/>
+          <w:szCs w:val="24"/>
+        </w:rPr>
+        <w:t xml:space="preserve">– </w:t>
+      </w:r>
+    </w:p>
+    <w:p>
+      <w:pPr>
+        <w:pStyle w:val="ListParagraph"/>
+        <w:numPr>
+          <w:ilvl w:val="0"/>
+          <w:numId w:val="6"/>
+        </w:numPr>
         <w:jc w:val="both"/>
         <w:rPr>
           <w:rFonts w:ascii="Sans-serif" w:hAnsi="Sans-serif"/>
@@ -371,6 +380,44 @@
           <w:szCs w:val="24"/>
         </w:rPr>
       </w:pPr>
+      <w:r>
+        <w:rPr>
+          <w:rFonts w:ascii="Sans-serif" w:hAnsi="Sans-serif"/>
+          <w:b/>
+          <w:bCs/>
+          <w:sz w:val="24"/>
+          <w:szCs w:val="24"/>
+        </w:rPr>
+        <w:t>Java, Python, C#, Kotlin, C, C++</w:t>
+      </w:r>
+      <w:r>
+        <w:rPr>
+          <w:rFonts w:ascii="Sans-serif" w:hAnsi="Sans-serif"/>
+          <w:b/>
+          <w:bCs/>
+          <w:sz w:val="24"/>
+          <w:szCs w:val="24"/>
+        </w:rPr>
+        <w:t>, TypeScript</w:t>
+      </w:r>
+    </w:p>
+    <w:p>
+      <w:pPr>
+        <w:pStyle w:val="ListParagraph"/>
+        <w:numPr>
+          <w:ilvl w:val="0"/>
+          <w:numId w:val="2"/>
+        </w:numPr>
+        <w:jc w:val="both"/>
+        <w:rPr>
+          <w:rFonts w:ascii="Sans-serif" w:hAnsi="Sans-serif"/>
+          <w:b/>
+          <w:bCs/>
+          <w:sz w:val="24"/>
+          <w:szCs w:val="24"/>
+        </w:rPr>
+      </w:pPr>
+      <w:proofErr w:type="gramStart"/>
       <w:r>
         <w:rPr>
           <w:rFonts w:ascii="Sans-serif" w:hAnsi="Sans-serif"/>
@@ -379,6 +426,674 @@
           <w:sz w:val="28"/>
           <w:szCs w:val="28"/>
         </w:rPr>
+        <w:t>Frontend</w:t>
+      </w:r>
+      <w:r>
+        <w:rPr>
+          <w:rFonts w:ascii="Sans-serif" w:hAnsi="Sans-serif"/>
+          <w:b/>
+          <w:bCs/>
+          <w:sz w:val="24"/>
+          <w:szCs w:val="24"/>
+        </w:rPr>
+        <w:t xml:space="preserve"> </w:t>
+      </w:r>
+      <w:r>
+        <w:rPr>
+          <w:rFonts w:ascii="Sans-serif" w:hAnsi="Sans-serif"/>
+          <w:b/>
+          <w:bCs/>
+          <w:sz w:val="24"/>
+          <w:szCs w:val="24"/>
+        </w:rPr>
+        <w:t xml:space="preserve"> </w:t>
+      </w:r>
+      <w:r>
+        <w:rPr>
+          <w:rFonts w:ascii="Sans-serif" w:hAnsi="Sans-serif"/>
+          <w:b/>
+          <w:bCs/>
+          <w:sz w:val="28"/>
+          <w:szCs w:val="28"/>
+        </w:rPr>
+        <w:t>Development</w:t>
+      </w:r>
+      <w:proofErr w:type="gramEnd"/>
+      <w:r>
+        <w:rPr>
+          <w:rFonts w:ascii="Sans-serif" w:hAnsi="Sans-serif"/>
+          <w:b/>
+          <w:bCs/>
+          <w:sz w:val="28"/>
+          <w:szCs w:val="28"/>
+        </w:rPr>
+        <w:t xml:space="preserve"> </w:t>
+      </w:r>
+      <w:r>
+        <w:rPr>
+          <w:rFonts w:ascii="Sans-serif" w:hAnsi="Sans-serif"/>
+          <w:b/>
+          <w:bCs/>
+          <w:sz w:val="24"/>
+          <w:szCs w:val="24"/>
+        </w:rPr>
+        <w:t xml:space="preserve">– </w:t>
+      </w:r>
+    </w:p>
+    <w:p>
+      <w:pPr>
+        <w:pStyle w:val="ListParagraph"/>
+        <w:numPr>
+          <w:ilvl w:val="0"/>
+          <w:numId w:val="3"/>
+        </w:numPr>
+        <w:jc w:val="both"/>
+        <w:rPr>
+          <w:rFonts w:ascii="Sans-serif" w:hAnsi="Sans-serif"/>
+          <w:b/>
+          <w:bCs/>
+          <w:sz w:val="24"/>
+          <w:szCs w:val="24"/>
+        </w:rPr>
+      </w:pPr>
+      <w:r>
+        <w:rPr>
+          <w:rFonts w:ascii="Sans-serif" w:hAnsi="Sans-serif"/>
+          <w:b/>
+          <w:bCs/>
+          <w:sz w:val="24"/>
+          <w:szCs w:val="24"/>
+        </w:rPr>
+        <w:t>Core: HTML5, CSS3, JavaScript (ES6+)</w:t>
+      </w:r>
+    </w:p>
+    <w:p>
+      <w:pPr>
+        <w:pStyle w:val="ListParagraph"/>
+        <w:numPr>
+          <w:ilvl w:val="0"/>
+          <w:numId w:val="3"/>
+        </w:numPr>
+        <w:jc w:val="both"/>
+        <w:rPr>
+          <w:rFonts w:ascii="Sans-serif" w:hAnsi="Sans-serif"/>
+          <w:b/>
+          <w:bCs/>
+          <w:sz w:val="24"/>
+          <w:szCs w:val="24"/>
+        </w:rPr>
+      </w:pPr>
+      <w:r>
+        <w:rPr>
+          <w:rFonts w:ascii="Sans-serif" w:hAnsi="Sans-serif"/>
+          <w:b/>
+          <w:bCs/>
+          <w:sz w:val="24"/>
+          <w:szCs w:val="24"/>
+        </w:rPr>
+        <w:t xml:space="preserve">Frameworks &amp; Libraries: React.js, Next.js, Angular, Vur.js, </w:t>
+      </w:r>
+      <w:proofErr w:type="spellStart"/>
+      <w:r>
+        <w:rPr>
+          <w:rFonts w:ascii="Sans-serif" w:hAnsi="Sans-serif"/>
+          <w:b/>
+          <w:bCs/>
+          <w:sz w:val="24"/>
+          <w:szCs w:val="24"/>
+        </w:rPr>
+        <w:t>JQuery</w:t>
+      </w:r>
+      <w:proofErr w:type="spellEnd"/>
+    </w:p>
+    <w:p>
+      <w:pPr>
+        <w:pStyle w:val="ListParagraph"/>
+        <w:numPr>
+          <w:ilvl w:val="0"/>
+          <w:numId w:val="3"/>
+        </w:numPr>
+        <w:jc w:val="both"/>
+        <w:rPr>
+          <w:rFonts w:ascii="Sans-serif" w:hAnsi="Sans-serif"/>
+          <w:b/>
+          <w:bCs/>
+          <w:sz w:val="24"/>
+          <w:szCs w:val="24"/>
+        </w:rPr>
+      </w:pPr>
+      <w:r>
+        <w:rPr>
+          <w:rFonts w:ascii="Sans-serif" w:hAnsi="Sans-serif"/>
+          <w:b/>
+          <w:bCs/>
+          <w:sz w:val="24"/>
+          <w:szCs w:val="24"/>
+        </w:rPr>
+        <w:t xml:space="preserve">Styling &amp; UI: </w:t>
+      </w:r>
+      <w:r>
+        <w:rPr>
+          <w:rFonts w:ascii="Sans-serif" w:hAnsi="Sans-serif"/>
+          <w:b/>
+          <w:bCs/>
+          <w:sz w:val="24"/>
+          <w:szCs w:val="24"/>
+        </w:rPr>
+        <w:t>Tailwind CSS, Bootstrap, Sass/SCSS, Farmer Motion</w:t>
+      </w:r>
+    </w:p>
+    <w:p>
+      <w:pPr>
+        <w:pStyle w:val="ListParagraph"/>
+        <w:numPr>
+          <w:ilvl w:val="0"/>
+          <w:numId w:val="3"/>
+        </w:numPr>
+        <w:jc w:val="both"/>
+        <w:rPr>
+          <w:rFonts w:ascii="Sans-serif" w:hAnsi="Sans-serif"/>
+          <w:b/>
+          <w:bCs/>
+          <w:sz w:val="24"/>
+          <w:szCs w:val="24"/>
+        </w:rPr>
+      </w:pPr>
+      <w:r>
+        <w:rPr>
+          <w:rFonts w:ascii="Sans-serif" w:hAnsi="Sans-serif"/>
+          <w:b/>
+          <w:bCs/>
+          <w:sz w:val="24"/>
+          <w:szCs w:val="24"/>
+        </w:rPr>
+        <w:t>Build Tools: Vite, Webpack</w:t>
+      </w:r>
+    </w:p>
+    <w:p>
+      <w:pPr>
+        <w:pStyle w:val="ListParagraph"/>
+        <w:numPr>
+          <w:ilvl w:val="0"/>
+          <w:numId w:val="4"/>
+        </w:numPr>
+        <w:jc w:val="both"/>
+        <w:rPr>
+          <w:rFonts w:ascii="Sans-serif" w:hAnsi="Sans-serif"/>
+          <w:b/>
+          <w:bCs/>
+          <w:sz w:val="24"/>
+          <w:szCs w:val="24"/>
+        </w:rPr>
+      </w:pPr>
+      <w:r>
+        <w:rPr>
+          <w:rFonts w:ascii="Sans-serif" w:hAnsi="Sans-serif"/>
+          <w:b/>
+          <w:bCs/>
+          <w:sz w:val="28"/>
+          <w:szCs w:val="28"/>
+        </w:rPr>
+        <w:t>Backend</w:t>
+      </w:r>
+      <w:r>
+        <w:rPr>
+          <w:rFonts w:ascii="Sans-serif" w:hAnsi="Sans-serif"/>
+          <w:b/>
+          <w:bCs/>
+          <w:sz w:val="28"/>
+          <w:szCs w:val="28"/>
+        </w:rPr>
+        <w:t xml:space="preserve"> Development</w:t>
+      </w:r>
+      <w:r>
+        <w:rPr>
+          <w:rFonts w:ascii="Sans-serif" w:hAnsi="Sans-serif"/>
+          <w:b/>
+          <w:bCs/>
+          <w:sz w:val="28"/>
+          <w:szCs w:val="28"/>
+        </w:rPr>
+        <w:t xml:space="preserve"> </w:t>
+      </w:r>
+      <w:r>
+        <w:rPr>
+          <w:rFonts w:ascii="Sans-serif" w:hAnsi="Sans-serif"/>
+          <w:b/>
+          <w:bCs/>
+          <w:sz w:val="28"/>
+          <w:szCs w:val="28"/>
+        </w:rPr>
+        <w:t>–</w:t>
+      </w:r>
+      <w:r>
+        <w:rPr>
+          <w:rFonts w:ascii="Sans-serif" w:hAnsi="Sans-serif"/>
+          <w:b/>
+          <w:bCs/>
+          <w:sz w:val="28"/>
+          <w:szCs w:val="28"/>
+        </w:rPr>
+        <w:t xml:space="preserve"> </w:t>
+      </w:r>
+    </w:p>
+    <w:p>
+      <w:pPr>
+        <w:pStyle w:val="ListParagraph"/>
+        <w:numPr>
+          <w:ilvl w:val="0"/>
+          <w:numId w:val="5"/>
+        </w:numPr>
+        <w:jc w:val="both"/>
+        <w:rPr>
+          <w:rFonts w:ascii="Sans-serif" w:hAnsi="Sans-serif"/>
+          <w:b/>
+          <w:bCs/>
+          <w:sz w:val="24"/>
+          <w:szCs w:val="24"/>
+        </w:rPr>
+      </w:pPr>
+      <w:r>
+        <w:rPr>
+          <w:rFonts w:ascii="Sans-serif" w:hAnsi="Sans-serif"/>
+          <w:b/>
+          <w:bCs/>
+          <w:sz w:val="24"/>
+          <w:szCs w:val="24"/>
+        </w:rPr>
+        <w:t xml:space="preserve">Languages &amp; </w:t>
+      </w:r>
+      <w:proofErr w:type="gramStart"/>
+      <w:r>
+        <w:rPr>
+          <w:rFonts w:ascii="Sans-serif" w:hAnsi="Sans-serif"/>
+          <w:b/>
+          <w:bCs/>
+          <w:sz w:val="24"/>
+          <w:szCs w:val="24"/>
+        </w:rPr>
+        <w:t>Frameworks :</w:t>
+      </w:r>
+      <w:proofErr w:type="gramEnd"/>
+      <w:r>
+        <w:rPr>
+          <w:rFonts w:ascii="Sans-serif" w:hAnsi="Sans-serif"/>
+          <w:b/>
+          <w:bCs/>
+          <w:sz w:val="24"/>
+          <w:szCs w:val="24"/>
+        </w:rPr>
+        <w:t xml:space="preserve"> Node.js, Express.js</w:t>
+      </w:r>
+      <w:r>
+        <w:rPr>
+          <w:rFonts w:ascii="Sans-serif" w:hAnsi="Sans-serif"/>
+          <w:b/>
+          <w:bCs/>
+          <w:sz w:val="24"/>
+          <w:szCs w:val="24"/>
+        </w:rPr>
+        <w:t xml:space="preserve">, </w:t>
+      </w:r>
+      <w:r>
+        <w:rPr>
+          <w:rFonts w:ascii="Sans-serif" w:hAnsi="Sans-serif"/>
+          <w:b/>
+          <w:bCs/>
+          <w:sz w:val="24"/>
+          <w:szCs w:val="24"/>
+        </w:rPr>
+        <w:t>PHP,</w:t>
+      </w:r>
+      <w:r>
+        <w:rPr>
+          <w:rFonts w:ascii="Sans-serif" w:hAnsi="Sans-serif"/>
+          <w:b/>
+          <w:bCs/>
+          <w:sz w:val="24"/>
+          <w:szCs w:val="24"/>
+        </w:rPr>
+        <w:t xml:space="preserve"> Spring Boot</w:t>
+      </w:r>
+    </w:p>
+    <w:p>
+      <w:pPr>
+        <w:pStyle w:val="ListParagraph"/>
+        <w:numPr>
+          <w:ilvl w:val="0"/>
+          <w:numId w:val="5"/>
+        </w:numPr>
+        <w:jc w:val="both"/>
+        <w:rPr>
+          <w:rFonts w:ascii="Sans-serif" w:hAnsi="Sans-serif"/>
+          <w:b/>
+          <w:bCs/>
+          <w:sz w:val="24"/>
+          <w:szCs w:val="24"/>
+        </w:rPr>
+      </w:pPr>
+      <w:r>
+        <w:rPr>
+          <w:rFonts w:ascii="Sans-serif" w:hAnsi="Sans-serif"/>
+          <w:b/>
+          <w:bCs/>
+          <w:sz w:val="24"/>
+          <w:szCs w:val="24"/>
+        </w:rPr>
+        <w:t xml:space="preserve">APIs &amp; Services: RESTful API, </w:t>
+      </w:r>
+      <w:proofErr w:type="spellStart"/>
+      <w:r>
+        <w:rPr>
+          <w:rFonts w:ascii="Sans-serif" w:hAnsi="Sans-serif"/>
+          <w:b/>
+          <w:bCs/>
+          <w:sz w:val="24"/>
+          <w:szCs w:val="24"/>
+        </w:rPr>
+        <w:t>GraphQL</w:t>
+      </w:r>
+      <w:proofErr w:type="spellEnd"/>
+      <w:r>
+        <w:rPr>
+          <w:rFonts w:ascii="Sans-serif" w:hAnsi="Sans-serif"/>
+          <w:b/>
+          <w:bCs/>
+          <w:sz w:val="24"/>
+          <w:szCs w:val="24"/>
+        </w:rPr>
+        <w:t>, WebSocket</w:t>
+      </w:r>
+    </w:p>
+    <w:p>
+      <w:pPr>
+        <w:pStyle w:val="ListParagraph"/>
+        <w:numPr>
+          <w:ilvl w:val="0"/>
+          <w:numId w:val="5"/>
+        </w:numPr>
+        <w:jc w:val="both"/>
+        <w:rPr>
+          <w:rFonts w:ascii="Sans-serif" w:hAnsi="Sans-serif"/>
+          <w:b/>
+          <w:bCs/>
+          <w:sz w:val="24"/>
+          <w:szCs w:val="24"/>
+        </w:rPr>
+      </w:pPr>
+      <w:r>
+        <w:rPr>
+          <w:rFonts w:ascii="Sans-serif" w:hAnsi="Sans-serif"/>
+          <w:b/>
+          <w:bCs/>
+          <w:sz w:val="24"/>
+          <w:szCs w:val="24"/>
+        </w:rPr>
+        <w:t>Authentication: JWT, Firebase Auth</w:t>
+      </w:r>
+    </w:p>
+    <w:p>
+      <w:pPr>
+        <w:pStyle w:val="ListParagraph"/>
+        <w:numPr>
+          <w:ilvl w:val="0"/>
+          <w:numId w:val="9"/>
+        </w:numPr>
+        <w:jc w:val="both"/>
+        <w:rPr>
+          <w:rFonts w:ascii="Sans-serif" w:hAnsi="Sans-serif"/>
+          <w:b/>
+          <w:bCs/>
+          <w:sz w:val="24"/>
+          <w:szCs w:val="24"/>
+        </w:rPr>
+      </w:pPr>
+      <w:r>
+        <w:rPr>
+          <w:rFonts w:ascii="Sans-serif" w:hAnsi="Sans-serif"/>
+          <w:b/>
+          <w:bCs/>
+          <w:sz w:val="28"/>
+          <w:szCs w:val="28"/>
+        </w:rPr>
+        <w:t xml:space="preserve">Database Management </w:t>
+      </w:r>
+      <w:r>
+        <w:rPr>
+          <w:rFonts w:ascii="Sans-serif" w:hAnsi="Sans-serif"/>
+          <w:b/>
+          <w:bCs/>
+          <w:sz w:val="28"/>
+          <w:szCs w:val="28"/>
+        </w:rPr>
+        <w:t>–</w:t>
+      </w:r>
+    </w:p>
+    <w:p>
+      <w:pPr>
+        <w:pStyle w:val="ListParagraph"/>
+        <w:numPr>
+          <w:ilvl w:val="0"/>
+          <w:numId w:val="11"/>
+        </w:numPr>
+        <w:jc w:val="both"/>
+        <w:rPr>
+          <w:rFonts w:ascii="Sans-serif" w:hAnsi="Sans-serif"/>
+          <w:b/>
+          <w:bCs/>
+          <w:sz w:val="24"/>
+          <w:szCs w:val="24"/>
+        </w:rPr>
+      </w:pPr>
+      <w:r>
+        <w:rPr>
+          <w:rFonts w:ascii="Sans-serif" w:hAnsi="Sans-serif"/>
+          <w:b/>
+          <w:bCs/>
+          <w:sz w:val="24"/>
+          <w:szCs w:val="24"/>
+        </w:rPr>
+        <w:t xml:space="preserve">MySQL, MongoDB, SQLite, Firebase </w:t>
+      </w:r>
+      <w:proofErr w:type="spellStart"/>
+      <w:r>
+        <w:rPr>
+          <w:rFonts w:ascii="Sans-serif" w:hAnsi="Sans-serif"/>
+          <w:b/>
+          <w:bCs/>
+          <w:sz w:val="24"/>
+          <w:szCs w:val="24"/>
+        </w:rPr>
+        <w:t>Firestore</w:t>
+      </w:r>
+      <w:proofErr w:type="spellEnd"/>
+      <w:r>
+        <w:rPr>
+          <w:rFonts w:ascii="Sans-serif" w:hAnsi="Sans-serif"/>
+          <w:b/>
+          <w:bCs/>
+          <w:sz w:val="24"/>
+          <w:szCs w:val="24"/>
+        </w:rPr>
+        <w:t xml:space="preserve">, </w:t>
+      </w:r>
+      <w:proofErr w:type="spellStart"/>
+      <w:r>
+        <w:rPr>
+          <w:rFonts w:ascii="Sans-serif" w:hAnsi="Sans-serif"/>
+          <w:b/>
+          <w:bCs/>
+          <w:sz w:val="24"/>
+          <w:szCs w:val="24"/>
+        </w:rPr>
+        <w:t>Supabase</w:t>
+      </w:r>
+      <w:proofErr w:type="spellEnd"/>
+    </w:p>
+    <w:p>
+      <w:pPr>
+        <w:pStyle w:val="ListParagraph"/>
+        <w:numPr>
+          <w:ilvl w:val="0"/>
+          <w:numId w:val="12"/>
+        </w:numPr>
+        <w:jc w:val="both"/>
+        <w:rPr>
+          <w:rFonts w:ascii="Sans-serif" w:hAnsi="Sans-serif"/>
+          <w:b/>
+          <w:bCs/>
+          <w:sz w:val="24"/>
+          <w:szCs w:val="24"/>
+        </w:rPr>
+      </w:pPr>
+      <w:r>
+        <w:rPr>
+          <w:rFonts w:ascii="Sans-serif" w:hAnsi="Sans-serif"/>
+          <w:b/>
+          <w:bCs/>
+          <w:sz w:val="28"/>
+          <w:szCs w:val="28"/>
+        </w:rPr>
+        <w:t xml:space="preserve">Cloud &amp; Hosting Platforms </w:t>
+      </w:r>
+      <w:r>
+        <w:rPr>
+          <w:rFonts w:ascii="Sans-serif" w:hAnsi="Sans-serif"/>
+          <w:b/>
+          <w:bCs/>
+          <w:sz w:val="28"/>
+          <w:szCs w:val="28"/>
+        </w:rPr>
+        <w:t>–</w:t>
+      </w:r>
+    </w:p>
+    <w:p>
+      <w:pPr>
+        <w:pStyle w:val="ListParagraph"/>
+        <w:numPr>
+          <w:ilvl w:val="0"/>
+          <w:numId w:val="13"/>
+        </w:numPr>
+        <w:jc w:val="both"/>
+        <w:rPr>
+          <w:rFonts w:ascii="Sans-serif" w:hAnsi="Sans-serif"/>
+          <w:b/>
+          <w:bCs/>
+          <w:sz w:val="24"/>
+          <w:szCs w:val="24"/>
+        </w:rPr>
+      </w:pPr>
+      <w:r>
+        <w:rPr>
+          <w:rFonts w:ascii="Sans-serif" w:hAnsi="Sans-serif"/>
+          <w:b/>
+          <w:bCs/>
+          <w:sz w:val="24"/>
+          <w:szCs w:val="24"/>
+        </w:rPr>
+        <w:t xml:space="preserve">Firebase Hosting, Netlify, </w:t>
+      </w:r>
+      <w:proofErr w:type="spellStart"/>
+      <w:r>
+        <w:rPr>
+          <w:rFonts w:ascii="Sans-serif" w:hAnsi="Sans-serif"/>
+          <w:b/>
+          <w:bCs/>
+          <w:sz w:val="24"/>
+          <w:szCs w:val="24"/>
+        </w:rPr>
+        <w:t>Vercel</w:t>
+      </w:r>
+      <w:proofErr w:type="spellEnd"/>
+      <w:r>
+        <w:rPr>
+          <w:rFonts w:ascii="Sans-serif" w:hAnsi="Sans-serif"/>
+          <w:b/>
+          <w:bCs/>
+          <w:sz w:val="24"/>
+          <w:szCs w:val="24"/>
+        </w:rPr>
+        <w:t xml:space="preserve">, Render, </w:t>
+      </w:r>
+      <w:proofErr w:type="spellStart"/>
+      <w:r>
+        <w:rPr>
+          <w:rFonts w:ascii="Sans-serif" w:hAnsi="Sans-serif"/>
+          <w:b/>
+          <w:bCs/>
+          <w:sz w:val="24"/>
+          <w:szCs w:val="24"/>
+        </w:rPr>
+        <w:t>Github</w:t>
+      </w:r>
+      <w:proofErr w:type="spellEnd"/>
+      <w:r>
+        <w:rPr>
+          <w:rFonts w:ascii="Sans-serif" w:hAnsi="Sans-serif"/>
+          <w:b/>
+          <w:bCs/>
+          <w:sz w:val="24"/>
+          <w:szCs w:val="24"/>
+        </w:rPr>
+        <w:t xml:space="preserve"> Pages, </w:t>
+      </w:r>
+      <w:proofErr w:type="gramStart"/>
+      <w:r>
+        <w:rPr>
+          <w:rFonts w:ascii="Sans-serif" w:hAnsi="Sans-serif"/>
+          <w:b/>
+          <w:bCs/>
+          <w:sz w:val="24"/>
+          <w:szCs w:val="24"/>
+        </w:rPr>
+        <w:t>AWS(</w:t>
+      </w:r>
+      <w:proofErr w:type="gramEnd"/>
+      <w:r>
+        <w:rPr>
+          <w:rFonts w:ascii="Sans-serif" w:hAnsi="Sans-serif"/>
+          <w:b/>
+          <w:bCs/>
+          <w:sz w:val="24"/>
+          <w:szCs w:val="24"/>
+        </w:rPr>
+        <w:t>EC2, S3)</w:t>
+      </w:r>
+    </w:p>
+    <w:p>
+      <w:pPr>
+        <w:pStyle w:val="ListParagraph"/>
+        <w:numPr>
+          <w:ilvl w:val="0"/>
+          <w:numId w:val="14"/>
+        </w:numPr>
+        <w:jc w:val="both"/>
+        <w:rPr>
+          <w:rFonts w:ascii="Sans-serif" w:hAnsi="Sans-serif"/>
+          <w:b/>
+          <w:bCs/>
+          <w:sz w:val="24"/>
+          <w:szCs w:val="24"/>
+        </w:rPr>
+      </w:pPr>
+      <w:r>
+        <w:rPr>
+          <w:rFonts w:ascii="Sans-serif" w:hAnsi="Sans-serif"/>
+          <w:b/>
+          <w:bCs/>
+          <w:sz w:val="28"/>
+          <w:szCs w:val="28"/>
+        </w:rPr>
+        <w:t xml:space="preserve">Developer </w:t>
+      </w:r>
+      <w:r>
+        <w:rPr>
+          <w:rFonts w:ascii="Sans-serif" w:hAnsi="Sans-serif"/>
+          <w:b/>
+          <w:bCs/>
+          <w:sz w:val="28"/>
+          <w:szCs w:val="28"/>
+        </w:rPr>
         <w:t>Tools</w:t>
       </w:r>
       <w:r>
@@ -386,10 +1101,20 @@
           <w:rFonts w:ascii="Sans-serif" w:hAnsi="Sans-serif"/>
           <w:b/>
           <w:bCs/>
-          <w:sz w:val="24"/>
-          <w:szCs w:val="24"/>
-        </w:rPr>
-        <w:t xml:space="preserve"> – Github, Firebase, Netlify,</w:t>
+          <w:sz w:val="28"/>
+          <w:szCs w:val="28"/>
+        </w:rPr>
+        <w:t xml:space="preserve"> &amp; Environment </w:t>
+      </w:r>
+      <w:r>
+        <w:rPr>
+          <w:rFonts w:ascii="Sans-serif" w:hAnsi="Sans-serif"/>
+          <w:b/>
+          <w:bCs/>
+          <w:sz w:val="28"/>
+          <w:szCs w:val="28"/>
+        </w:rPr>
+        <w:t>–</w:t>
       </w:r>
       <w:r>
         <w:rPr>
@@ -409,11 +1134,281 @@
           <w:sz w:val="24"/>
           <w:szCs w:val="24"/>
         </w:rPr>
-        <w:t>SEO Optimization, CMS Platform</w:t>
-      </w:r>
-    </w:p>
-    <w:p>
-      <w:pPr>
+        <w:t xml:space="preserve"> </w:t>
+      </w:r>
+    </w:p>
+    <w:p>
+      <w:pPr>
+        <w:pStyle w:val="ListParagraph"/>
+        <w:numPr>
+          <w:ilvl w:val="0"/>
+          <w:numId w:val="15"/>
+        </w:numPr>
+        <w:jc w:val="both"/>
+        <w:rPr>
+          <w:rFonts w:ascii="Sans-serif" w:hAnsi="Sans-serif"/>
+          <w:b/>
+          <w:bCs/>
+          <w:sz w:val="24"/>
+          <w:szCs w:val="24"/>
+        </w:rPr>
+      </w:pPr>
+      <w:r>
+        <w:rPr>
+          <w:rFonts w:ascii="Sans-serif" w:hAnsi="Sans-serif"/>
+          <w:b/>
+          <w:bCs/>
+          <w:sz w:val="24"/>
+          <w:szCs w:val="24"/>
+        </w:rPr>
+        <w:t xml:space="preserve">Git, </w:t>
+      </w:r>
+      <w:proofErr w:type="spellStart"/>
+      <w:r>
+        <w:rPr>
+          <w:rFonts w:ascii="Sans-serif" w:hAnsi="Sans-serif"/>
+          <w:b/>
+          <w:bCs/>
+          <w:sz w:val="24"/>
+          <w:szCs w:val="24"/>
+        </w:rPr>
+        <w:t>Github</w:t>
+      </w:r>
+      <w:proofErr w:type="spellEnd"/>
+      <w:r>
+        <w:rPr>
+          <w:rFonts w:ascii="Sans-serif" w:hAnsi="Sans-serif"/>
+          <w:b/>
+          <w:bCs/>
+          <w:sz w:val="24"/>
+          <w:szCs w:val="24"/>
+        </w:rPr>
+        <w:t>,</w:t>
+      </w:r>
+      <w:r>
+        <w:rPr>
+          <w:rFonts w:ascii="Sans-serif" w:hAnsi="Sans-serif"/>
+          <w:b/>
+          <w:bCs/>
+          <w:sz w:val="24"/>
+          <w:szCs w:val="24"/>
+        </w:rPr>
+        <w:t xml:space="preserve"> Postman, </w:t>
+      </w:r>
+      <w:proofErr w:type="spellStart"/>
+      <w:r>
+        <w:rPr>
+          <w:rFonts w:ascii="Sans-serif" w:hAnsi="Sans-serif"/>
+          <w:b/>
+          <w:bCs/>
+          <w:sz w:val="24"/>
+          <w:szCs w:val="24"/>
+        </w:rPr>
+        <w:t>npm</w:t>
+      </w:r>
+      <w:proofErr w:type="spellEnd"/>
+      <w:r>
+        <w:rPr>
+          <w:rFonts w:ascii="Sans-serif" w:hAnsi="Sans-serif"/>
+          <w:b/>
+          <w:bCs/>
+          <w:sz w:val="24"/>
+          <w:szCs w:val="24"/>
+        </w:rPr>
+        <w:t>, CLI Tools, Docker (Basics)</w:t>
+      </w:r>
+    </w:p>
+    <w:p>
+      <w:pPr>
+        <w:pStyle w:val="ListParagraph"/>
+        <w:numPr>
+          <w:ilvl w:val="0"/>
+          <w:numId w:val="17"/>
+        </w:numPr>
+        <w:jc w:val="both"/>
+        <w:rPr>
+          <w:rFonts w:ascii="Sans-serif" w:hAnsi="Sans-serif"/>
+          <w:b/>
+          <w:bCs/>
+          <w:sz w:val="24"/>
+          <w:szCs w:val="24"/>
+        </w:rPr>
+      </w:pPr>
+      <w:r>
+        <w:rPr>
+          <w:rFonts w:ascii="Sans-serif" w:hAnsi="Sans-serif"/>
+          <w:b/>
+          <w:bCs/>
+          <w:sz w:val="28"/>
+          <w:szCs w:val="28"/>
+        </w:rPr>
+        <w:t xml:space="preserve">Design &amp; Prototyping Tools </w:t>
+      </w:r>
+      <w:r>
+        <w:rPr>
+          <w:rFonts w:ascii="Sans-serif" w:hAnsi="Sans-serif"/>
+          <w:b/>
+          <w:bCs/>
+          <w:sz w:val="28"/>
+          <w:szCs w:val="28"/>
+        </w:rPr>
+        <w:t>–</w:t>
+      </w:r>
+    </w:p>
+    <w:p>
+      <w:pPr>
+        <w:pStyle w:val="ListParagraph"/>
+        <w:numPr>
+          <w:ilvl w:val="0"/>
+          <w:numId w:val="18"/>
+        </w:numPr>
+        <w:jc w:val="both"/>
+        <w:rPr>
+          <w:rFonts w:ascii="Sans-serif" w:hAnsi="Sans-serif"/>
+          <w:b/>
+          <w:bCs/>
+          <w:sz w:val="24"/>
+          <w:szCs w:val="24"/>
+        </w:rPr>
+      </w:pPr>
+      <w:r>
+        <w:rPr>
+          <w:rFonts w:ascii="Sans-serif" w:hAnsi="Sans-serif"/>
+          <w:b/>
+          <w:bCs/>
+          <w:sz w:val="24"/>
+          <w:szCs w:val="24"/>
+        </w:rPr>
+        <w:t>Figma, Adobe XD, Canva, Photoshop, Illustrator</w:t>
+      </w:r>
+    </w:p>
+    <w:p>
+      <w:pPr>
+        <w:pStyle w:val="ListParagraph"/>
+        <w:numPr>
+          <w:ilvl w:val="0"/>
+          <w:numId w:val="17"/>
+        </w:numPr>
+        <w:jc w:val="both"/>
+        <w:rPr>
+          <w:rFonts w:ascii="Sans-serif" w:hAnsi="Sans-serif"/>
+          <w:b/>
+          <w:bCs/>
+          <w:sz w:val="24"/>
+          <w:szCs w:val="24"/>
+        </w:rPr>
+      </w:pPr>
+      <w:r>
+        <w:rPr>
+          <w:rFonts w:ascii="Sans-serif" w:hAnsi="Sans-serif"/>
+          <w:b/>
+          <w:bCs/>
+          <w:sz w:val="28"/>
+          <w:szCs w:val="28"/>
+        </w:rPr>
+        <w:t xml:space="preserve">CMS &amp; Website Platform </w:t>
+      </w:r>
+      <w:r>
+        <w:rPr>
+          <w:rFonts w:ascii="Sans-serif" w:hAnsi="Sans-serif"/>
+          <w:b/>
+          <w:bCs/>
+          <w:sz w:val="28"/>
+          <w:szCs w:val="28"/>
+        </w:rPr>
+        <w:t>–</w:t>
+      </w:r>
+    </w:p>
+    <w:p>
+      <w:pPr>
+        <w:pStyle w:val="ListParagraph"/>
+        <w:numPr>
+          <w:ilvl w:val="0"/>
+          <w:numId w:val="19"/>
+        </w:numPr>
+        <w:jc w:val="both"/>
+        <w:rPr>
+          <w:rFonts w:ascii="Sans-serif" w:hAnsi="Sans-serif"/>
+          <w:b/>
+          <w:bCs/>
+          <w:sz w:val="24"/>
+          <w:szCs w:val="24"/>
+        </w:rPr>
+      </w:pPr>
+      <w:r>
+        <w:rPr>
+          <w:rFonts w:ascii="Sans-serif" w:hAnsi="Sans-serif"/>
+          <w:b/>
+          <w:bCs/>
+          <w:sz w:val="24"/>
+          <w:szCs w:val="24"/>
+        </w:rPr>
+        <w:t>WordPress, Shopify</w:t>
+      </w:r>
+    </w:p>
+    <w:p>
+      <w:pPr>
+        <w:pStyle w:val="ListParagraph"/>
+        <w:numPr>
+          <w:ilvl w:val="0"/>
+          <w:numId w:val="17"/>
+        </w:numPr>
+        <w:jc w:val="both"/>
+        <w:rPr>
+          <w:rFonts w:ascii="Sans-serif" w:hAnsi="Sans-serif"/>
+          <w:b/>
+          <w:bCs/>
+          <w:sz w:val="24"/>
+          <w:szCs w:val="24"/>
+        </w:rPr>
+      </w:pPr>
+      <w:r>
+        <w:rPr>
+          <w:rFonts w:ascii="Sans-serif" w:hAnsi="Sans-serif"/>
+          <w:b/>
+          <w:bCs/>
+          <w:sz w:val="28"/>
+          <w:szCs w:val="28"/>
+        </w:rPr>
+        <w:t xml:space="preserve">Additional Expertise </w:t>
+      </w:r>
+      <w:r>
+        <w:rPr>
+          <w:rFonts w:ascii="Sans-serif" w:hAnsi="Sans-serif"/>
+          <w:b/>
+          <w:bCs/>
+          <w:sz w:val="28"/>
+          <w:szCs w:val="28"/>
+        </w:rPr>
+        <w:t>–</w:t>
+      </w:r>
+    </w:p>
+    <w:p>
+      <w:pPr>
+        <w:pStyle w:val="ListParagraph"/>
+        <w:jc w:val="both"/>
+        <w:rPr>
+          <w:rFonts w:ascii="Sans-serif" w:hAnsi="Sans-serif"/>
+          <w:b/>
+          <w:bCs/>
+          <w:sz w:val="24"/>
+          <w:szCs w:val="24"/>
+        </w:rPr>
+      </w:pPr>
+      <w:r>
+        <w:rPr>
+          <w:rFonts w:ascii="Sans-serif" w:hAnsi="Sans-serif"/>
+          <w:b/>
+          <w:bCs/>
+          <w:sz w:val="24"/>
+          <w:szCs w:val="24"/>
+        </w:rPr>
+        <w:t>SEO Optimization, Version Control (Git), API Integration, Performance Optimization, AI Integration (Chatbots, OpenAI API)</w:t>
+      </w:r>
+    </w:p>
+    <w:p>
+      <w:pPr>
+        <w:pStyle w:val="ListParagraph"/>
         <w:jc w:val="both"/>
         <w:rPr>
           <w:rFonts w:ascii="Sans-serif" w:hAnsi="Sans-serif"/>
@@ -443,6 +1438,7 @@
           <w:sz w:val="32"/>
           <w:szCs w:val="32"/>
         </w:rPr>
+        <w:lastRenderedPageBreak/>
         <w:t xml:space="preserve">Education </w:t>
       </w:r>
       <w:r>
@@ -467,15 +1463,27 @@
           <w:szCs w:val="24"/>
         </w:rPr>
       </w:pPr>
-      <w:r>
-        <w:rPr>
-          <w:rFonts w:ascii="Sans-serif" w:hAnsi="Sans-serif"/>
-          <w:b/>
-          <w:bCs/>
-          <w:sz w:val="24"/>
-          <w:szCs w:val="24"/>
-        </w:rPr>
-        <w:t xml:space="preserve">B.voc </w:t>
+      <w:proofErr w:type="spellStart"/>
+      <w:r>
+        <w:rPr>
+          <w:rFonts w:ascii="Sans-serif" w:hAnsi="Sans-serif"/>
+          <w:b/>
+          <w:bCs/>
+          <w:sz w:val="24"/>
+          <w:szCs w:val="24"/>
+        </w:rPr>
+        <w:t>B.voc</w:t>
+      </w:r>
+      <w:proofErr w:type="spellEnd"/>
+      <w:r>
+        <w:rPr>
+          <w:rFonts w:ascii="Sans-serif" w:hAnsi="Sans-serif"/>
+          <w:b/>
+          <w:bCs/>
+          <w:sz w:val="24"/>
+          <w:szCs w:val="24"/>
+        </w:rPr>
+        <w:t xml:space="preserve"> </w:t>
       </w:r>
       <w:r>
         <w:rPr>
@@ -536,7 +1544,27 @@
           <w:szCs w:val="24"/>
         </w:rPr>
         <w:tab/>
-        <w:t>61.89 CGPA</w:t>
+        <w:t>6</w:t>
+      </w:r>
+      <w:r>
+        <w:rPr>
+          <w:rFonts w:ascii="Sans-serif" w:hAnsi="Sans-serif"/>
+          <w:b/>
+          <w:bCs/>
+          <w:sz w:val="24"/>
+          <w:szCs w:val="24"/>
+        </w:rPr>
+        <w:t>.19</w:t>
+      </w:r>
+      <w:r>
+        <w:rPr>
+          <w:rFonts w:ascii="Sans-serif" w:hAnsi="Sans-serif"/>
+          <w:b/>
+          <w:bCs/>
+          <w:sz w:val="24"/>
+          <w:szCs w:val="24"/>
+        </w:rPr>
+        <w:t xml:space="preserve"> CGPA</w:t>
       </w:r>
     </w:p>
     <w:p>
@@ -579,15 +1607,6 @@
           <w:szCs w:val="24"/>
         </w:rPr>
         <w:tab/>
-      </w:r>
-      <w:r>
-        <w:rPr>
-          <w:rFonts w:ascii="Sans-serif" w:hAnsi="Sans-serif"/>
-          <w:b/>
-          <w:bCs/>
-          <w:sz w:val="24"/>
-          <w:szCs w:val="24"/>
-        </w:rPr>
         <w:t xml:space="preserve">2022 - 2025 </w:t>
       </w:r>
       <w:r>
@@ -695,7 +1714,29 @@
           <w:sz w:val="24"/>
           <w:szCs w:val="24"/>
         </w:rPr>
-        <w:t xml:space="preserve">Maharashtra Mahavidyalaya, Nilanga - </w:t>
+        <w:t xml:space="preserve">Maharashtra Mahavidyalaya, </w:t>
+      </w:r>
+      <w:proofErr w:type="spellStart"/>
+      <w:r>
+        <w:rPr>
+          <w:rFonts w:ascii="Sans-serif" w:hAnsi="Sans-serif"/>
+          <w:b/>
+          <w:bCs/>
+          <w:sz w:val="24"/>
+          <w:szCs w:val="24"/>
+        </w:rPr>
+        <w:t>Nilanga</w:t>
+      </w:r>
+      <w:proofErr w:type="spellEnd"/>
+      <w:r>
+        <w:rPr>
+          <w:rFonts w:ascii="Sans-serif" w:hAnsi="Sans-serif"/>
+          <w:b/>
+          <w:bCs/>
+          <w:sz w:val="24"/>
+          <w:szCs w:val="24"/>
+        </w:rPr>
+        <w:t xml:space="preserve"> - </w:t>
       </w:r>
       <w:r>
         <w:rPr>
@@ -833,37 +1874,29 @@
           <w:sz w:val="24"/>
           <w:szCs w:val="24"/>
         </w:rPr>
-        <w:t xml:space="preserve">Maharashtra </w:t>
-      </w:r>
-      <w:r>
-        <w:rPr>
-          <w:rFonts w:ascii="Sans-serif" w:hAnsi="Sans-serif"/>
-          <w:b/>
-          <w:bCs/>
-          <w:sz w:val="24"/>
-          <w:szCs w:val="24"/>
-        </w:rPr>
-        <w:t>V</w:t>
-      </w:r>
-      <w:r>
-        <w:rPr>
-          <w:rFonts w:ascii="Sans-serif" w:hAnsi="Sans-serif"/>
-          <w:b/>
-          <w:bCs/>
-          <w:sz w:val="24"/>
-          <w:szCs w:val="24"/>
-        </w:rPr>
-        <w:t>idyalaya</w:t>
-      </w:r>
-      <w:r>
-        <w:rPr>
-          <w:rFonts w:ascii="Sans-serif" w:hAnsi="Sans-serif"/>
-          <w:b/>
-          <w:bCs/>
-          <w:sz w:val="24"/>
-          <w:szCs w:val="24"/>
-        </w:rPr>
-        <w:t xml:space="preserve">, Aurad (sha.) – </w:t>
+        <w:t xml:space="preserve">Maharashtra Vidyalaya, </w:t>
+      </w:r>
+      <w:proofErr w:type="spellStart"/>
+      <w:r>
+        <w:rPr>
+          <w:rFonts w:ascii="Sans-serif" w:hAnsi="Sans-serif"/>
+          <w:b/>
+          <w:bCs/>
+          <w:sz w:val="24"/>
+          <w:szCs w:val="24"/>
+        </w:rPr>
+        <w:t>Aurad</w:t>
+      </w:r>
+      <w:proofErr w:type="spellEnd"/>
+      <w:r>
+        <w:rPr>
+          <w:rFonts w:ascii="Sans-serif" w:hAnsi="Sans-serif"/>
+          <w:b/>
+          <w:bCs/>
+          <w:sz w:val="24"/>
+          <w:szCs w:val="24"/>
+        </w:rPr>
+        <w:t xml:space="preserve"> (sha.) – </w:t>
       </w:r>
       <w:r>
         <w:rPr>
@@ -938,30 +1971,6 @@
           <w:rFonts w:ascii="Sans-serif" w:hAnsi="Sans-serif"/>
           <w:b/>
           <w:bCs/>
-          <w:sz w:val="24"/>
-          <w:szCs w:val="24"/>
-        </w:rPr>
-      </w:pPr>
-    </w:p>
-    <w:p>
-      <w:pPr>
-        <w:jc w:val="both"/>
-        <w:rPr>
-          <w:rFonts w:ascii="Sans-serif" w:hAnsi="Sans-serif"/>
-          <w:b/>
-          <w:bCs/>
-          <w:sz w:val="24"/>
-          <w:szCs w:val="24"/>
-        </w:rPr>
-      </w:pPr>
-    </w:p>
-    <w:p>
-      <w:pPr>
-        <w:jc w:val="both"/>
-        <w:rPr>
-          <w:rFonts w:ascii="Sans-serif" w:hAnsi="Sans-serif"/>
-          <w:b/>
-          <w:bCs/>
           <w:sz w:val="32"/>
           <w:szCs w:val="32"/>
         </w:rPr>
@@ -974,7 +1983,6 @@
           <w:sz w:val="32"/>
           <w:szCs w:val="32"/>
         </w:rPr>
-        <w:lastRenderedPageBreak/>
         <w:t xml:space="preserve">Academic </w:t>
       </w:r>
       <w:r>
@@ -1011,7 +2019,17 @@
           <w:sz w:val="24"/>
           <w:szCs w:val="24"/>
         </w:rPr>
-        <w:t>Portfolio Website – HTML, CSS, JavaScript</w:t>
+        <w:t xml:space="preserve">Portfolio Website – </w:t>
+      </w:r>
+      <w:r>
+        <w:rPr>
+          <w:rFonts w:ascii="Sans-serif" w:hAnsi="Sans-serif"/>
+          <w:b/>
+          <w:bCs/>
+          <w:sz w:val="24"/>
+          <w:szCs w:val="24"/>
+        </w:rPr>
+        <w:t>Full-Stack (React.js, TypeScript, Node.js)</w:t>
       </w:r>
     </w:p>
     <w:p>
@@ -1021,41 +2039,15 @@
           <w:rFonts w:ascii="Sans-serif" w:hAnsi="Sans-serif"/>
           <w:b/>
           <w:bCs/>
-          <w:sz w:val="24"/>
-          <w:szCs w:val="24"/>
-        </w:rPr>
-      </w:pPr>
-      <w:r>
-        <w:rPr>
-          <w:rFonts w:ascii="Sans-serif" w:hAnsi="Sans-serif"/>
-          <w:b/>
-          <w:bCs/>
-          <w:sz w:val="24"/>
-          <w:szCs w:val="24"/>
-        </w:rPr>
-        <w:t>Developed a responsive portfolio website using HTML, CSS, and JavaScript.</w:t>
-      </w:r>
-      <w:r>
-        <w:rPr>
-          <w:rFonts w:ascii="Sans-serif" w:hAnsi="Sans-serif"/>
-          <w:b/>
-          <w:bCs/>
-          <w:sz w:val="24"/>
-          <w:szCs w:val="24"/>
-        </w:rPr>
-        <w:br/>
-        <w:t>Showcases web/app development projects with clean UI and smooth navigation.</w:t>
-      </w:r>
-      <w:r>
-        <w:rPr>
-          <w:rFonts w:ascii="Sans-serif" w:hAnsi="Sans-serif"/>
-          <w:b/>
-          <w:bCs/>
-          <w:sz w:val="24"/>
-          <w:szCs w:val="24"/>
-        </w:rPr>
-        <w:br/>
-        <w:t>Integrated GitHub links and contact info for a professional online presence.</w:t>
+        </w:rPr>
+      </w:pPr>
+      <w:r>
+        <w:rPr>
+          <w:rFonts w:ascii="Sans-serif" w:hAnsi="Sans-serif"/>
+          <w:b/>
+          <w:bCs/>
+        </w:rPr>
+        <w:t>A responsive portfolio website showcasing projects, skills, and experience with interactive UI and backend-powered contact form.</w:t>
       </w:r>
     </w:p>
     <w:p>
@@ -1079,21 +2071,30 @@
             <w:sz w:val="24"/>
             <w:szCs w:val="24"/>
           </w:rPr>
-          <w:t>https://prathameshgiri.github.io/</w:t>
+          <w:t>https://prathameshgiri.</w:t>
+        </w:r>
+        <w:r>
+          <w:rPr>
+            <w:rStyle w:val="Hyperlink"/>
+            <w:rFonts w:ascii="Sans-serif" w:hAnsi="Sans-serif"/>
+            <w:b/>
+            <w:bCs/>
+            <w:sz w:val="24"/>
+            <w:szCs w:val="24"/>
+          </w:rPr>
+          <w:t>in</w:t>
         </w:r>
       </w:hyperlink>
-    </w:p>
-    <w:p>
-      <w:pPr>
-        <w:jc w:val="both"/>
-        <w:rPr>
-          <w:rFonts w:ascii="Sans-serif" w:hAnsi="Sans-serif"/>
-          <w:b/>
-          <w:bCs/>
-          <w:sz w:val="24"/>
-          <w:szCs w:val="24"/>
-        </w:rPr>
-      </w:pPr>
+      <w:r>
+        <w:rPr>
+          <w:rFonts w:ascii="Sans-serif" w:hAnsi="Sans-serif"/>
+          <w:b/>
+          <w:bCs/>
+          <w:sz w:val="24"/>
+          <w:szCs w:val="24"/>
+        </w:rPr>
+        <w:t xml:space="preserve"> </w:t>
+      </w:r>
     </w:p>
     <w:p>
       <w:pPr>
@@ -1111,15 +2112,27 @@
           <w:szCs w:val="24"/>
         </w:rPr>
       </w:pPr>
-      <w:r>
-        <w:rPr>
-          <w:rFonts w:ascii="Sans-serif" w:hAnsi="Sans-serif"/>
-          <w:b/>
-          <w:bCs/>
-          <w:sz w:val="24"/>
-          <w:szCs w:val="24"/>
-        </w:rPr>
-        <w:t>CareConnect -</w:t>
+      <w:proofErr w:type="spellStart"/>
+      <w:r>
+        <w:rPr>
+          <w:rFonts w:ascii="Sans-serif" w:hAnsi="Sans-serif"/>
+          <w:b/>
+          <w:bCs/>
+          <w:sz w:val="24"/>
+          <w:szCs w:val="24"/>
+        </w:rPr>
+        <w:t>CareConnect</w:t>
+      </w:r>
+      <w:proofErr w:type="spellEnd"/>
+      <w:r>
+        <w:rPr>
+          <w:rFonts w:ascii="Sans-serif" w:hAnsi="Sans-serif"/>
+          <w:b/>
+          <w:bCs/>
+          <w:sz w:val="24"/>
+          <w:szCs w:val="24"/>
+        </w:rPr>
+        <w:t xml:space="preserve"> -</w:t>
       </w:r>
       <w:r>
         <w:t xml:space="preserve"> </w:t>
@@ -1134,15 +2147,27 @@
         </w:rPr>
         <w:t xml:space="preserve">Doctor Appointment </w:t>
       </w:r>
-      <w:r>
-        <w:rPr>
-          <w:rFonts w:ascii="Sans-serif" w:hAnsi="Sans-serif"/>
-          <w:b/>
-          <w:bCs/>
-          <w:sz w:val="24"/>
-          <w:szCs w:val="24"/>
-        </w:rPr>
-        <w:t>App  – Kotlin, Firebase</w:t>
+      <w:proofErr w:type="gramStart"/>
+      <w:r>
+        <w:rPr>
+          <w:rFonts w:ascii="Sans-serif" w:hAnsi="Sans-serif"/>
+          <w:b/>
+          <w:bCs/>
+          <w:sz w:val="24"/>
+          <w:szCs w:val="24"/>
+        </w:rPr>
+        <w:t>App  –</w:t>
+      </w:r>
+      <w:proofErr w:type="gramEnd"/>
+      <w:r>
+        <w:rPr>
+          <w:rFonts w:ascii="Sans-serif" w:hAnsi="Sans-serif"/>
+          <w:b/>
+          <w:bCs/>
+          <w:sz w:val="24"/>
+          <w:szCs w:val="24"/>
+        </w:rPr>
+        <w:t xml:space="preserve"> Kotlin, Firebase</w:t>
       </w:r>
     </w:p>
     <w:p>
@@ -1164,19 +2189,12 @@
           <w:sz w:val="24"/>
           <w:szCs w:val="24"/>
         </w:rPr>
-        <w:t>An Android app built using Kotlin and Firebase to streamline doctor appointment bookings. Features include secure user authentication, appointment scheduling, and real-time data handling.</w:t>
+        <w:t>An Android app for booking doctor appointments using mobile number authentication and real-time scheduling.</w:t>
       </w:r>
     </w:p>
     <w:p>
       <w:pPr>
         <w:jc w:val="both"/>
-        <w:rPr>
-          <w:rFonts w:ascii="Sans-serif" w:hAnsi="Sans-serif"/>
-          <w:b/>
-          <w:bCs/>
-          <w:sz w:val="24"/>
-          <w:szCs w:val="24"/>
-        </w:rPr>
       </w:pPr>
       <w:hyperlink r:id="rId9" w:history="1">
         <w:r>
@@ -1194,18 +2212,6 @@
     </w:p>
     <w:p>
       <w:pPr>
-        <w:jc w:val="both"/>
-        <w:rPr>
-          <w:rFonts w:ascii="Sans-serif" w:hAnsi="Sans-serif"/>
-          <w:b/>
-          <w:bCs/>
-          <w:sz w:val="24"/>
-          <w:szCs w:val="24"/>
-        </w:rPr>
-      </w:pPr>
-    </w:p>
-    <w:p>
-      <w:pPr>
         <w:pStyle w:val="ListParagraph"/>
         <w:numPr>
           <w:ilvl w:val="0"/>
@@ -1228,7 +2234,27 @@
           <w:sz w:val="24"/>
           <w:szCs w:val="24"/>
         </w:rPr>
-        <w:t>Food App – Kotlin, Firebase</w:t>
+        <w:t>Travel Booking System</w:t>
+      </w:r>
+      <w:r>
+        <w:rPr>
+          <w:rFonts w:ascii="Sans-serif" w:hAnsi="Sans-serif"/>
+          <w:b/>
+          <w:bCs/>
+          <w:sz w:val="24"/>
+          <w:szCs w:val="24"/>
+        </w:rPr>
+        <w:t xml:space="preserve"> – </w:t>
+      </w:r>
+      <w:r>
+        <w:rPr>
+          <w:rFonts w:ascii="Sans-serif" w:hAnsi="Sans-serif"/>
+          <w:b/>
+          <w:bCs/>
+          <w:sz w:val="24"/>
+          <w:szCs w:val="24"/>
+        </w:rPr>
+        <w:t>React.js, TypeScript</w:t>
       </w:r>
     </w:p>
     <w:p>
@@ -1250,7 +2276,7 @@
           <w:sz w:val="24"/>
           <w:szCs w:val="24"/>
         </w:rPr>
-        <w:t>A simple Android app for browsing and ordering food, built using Kotlin and XML. Includes user-friendly UI, menu listing, item details, and basic cart functionality.</w:t>
+        <w:t>A web app for searching and booking travel packages, interactive UI, and backend-powered booking management.</w:t>
       </w:r>
     </w:p>
     <w:p>
@@ -1274,7 +2300,7 @@
             <w:sz w:val="24"/>
             <w:szCs w:val="24"/>
           </w:rPr>
-          <w:t>https://prathameshgiri.github.io/APK/foodapp.apk</w:t>
+          <w:t>https://xploro-gps.netlify.app</w:t>
         </w:r>
       </w:hyperlink>
     </w:p>
@@ -1292,88 +2318,6 @@
     </w:p>
     <w:p>
       <w:pPr>
-        <w:pStyle w:val="ListParagraph"/>
-        <w:numPr>
-          <w:ilvl w:val="0"/>
-          <w:numId w:val="1"/>
-        </w:numPr>
-        <w:jc w:val="both"/>
-        <w:rPr>
-          <w:rFonts w:ascii="Sans-serif" w:hAnsi="Sans-serif"/>
-          <w:b/>
-          <w:bCs/>
-          <w:sz w:val="24"/>
-          <w:szCs w:val="24"/>
-        </w:rPr>
-      </w:pPr>
-      <w:r>
-        <w:rPr>
-          <w:rFonts w:ascii="Sans-serif" w:hAnsi="Sans-serif"/>
-          <w:b/>
-          <w:bCs/>
-          <w:sz w:val="24"/>
-          <w:szCs w:val="24"/>
-        </w:rPr>
-        <w:t>Weather Forecast Web App</w:t>
-      </w:r>
-    </w:p>
-    <w:p>
-      <w:pPr>
-        <w:pStyle w:val="NormalWeb"/>
-        <w:rPr>
-          <w:rFonts w:ascii="Sans-serif" w:hAnsi="Sans-serif"/>
-          <w:b/>
-          <w:bCs/>
-        </w:rPr>
-      </w:pPr>
-      <w:r>
-        <w:rPr>
-          <w:rFonts w:ascii="Sans-serif" w:hAnsi="Sans-serif"/>
-          <w:b/>
-          <w:bCs/>
-        </w:rPr>
-        <w:t>Developed a responsive weather app using HTML, CSS, and JavaScript that fetches live weather data via API. Displays current conditions, location-based forecasts, and intuitive UI for a smooth user experience.</w:t>
-      </w:r>
-    </w:p>
-    <w:p>
-      <w:pPr>
-        <w:jc w:val="both"/>
-        <w:rPr>
-          <w:rFonts w:ascii="Sans-serif" w:hAnsi="Sans-serif"/>
-          <w:b/>
-          <w:bCs/>
-          <w:sz w:val="24"/>
-          <w:szCs w:val="24"/>
-        </w:rPr>
-      </w:pPr>
-      <w:hyperlink r:id="rId11" w:history="1">
-        <w:r>
-          <w:rPr>
-            <w:rStyle w:val="Hyperlink"/>
-            <w:rFonts w:ascii="Sans-serif" w:hAnsi="Sans-serif"/>
-            <w:b/>
-            <w:bCs/>
-            <w:sz w:val="24"/>
-            <w:szCs w:val="24"/>
-          </w:rPr>
-          <w:t>https://prathameshgiri.github.io/weatherapp/</w:t>
-        </w:r>
-      </w:hyperlink>
-    </w:p>
-    <w:p>
-      <w:pPr>
-        <w:jc w:val="both"/>
-        <w:rPr>
-          <w:rFonts w:ascii="Sans-serif" w:hAnsi="Sans-serif"/>
-          <w:b/>
-          <w:bCs/>
-          <w:sz w:val="24"/>
-          <w:szCs w:val="24"/>
-        </w:rPr>
-      </w:pPr>
-    </w:p>
-    <w:p>
-      <w:pPr>
         <w:jc w:val="both"/>
         <w:rPr>
           <w:rFonts w:ascii="Sans-serif" w:hAnsi="Sans-serif"/>
@@ -1413,7 +2357,27 @@
           <w:sz w:val="24"/>
           <w:szCs w:val="24"/>
         </w:rPr>
-        <w:t>Date of Birth -</w:t>
+        <w:t>D</w:t>
+      </w:r>
+      <w:r>
+        <w:rPr>
+          <w:rFonts w:ascii="Sans-serif" w:hAnsi="Sans-serif"/>
+          <w:b/>
+          <w:bCs/>
+          <w:sz w:val="24"/>
+          <w:szCs w:val="24"/>
+        </w:rPr>
+        <w:t>OB</w:t>
+      </w:r>
+      <w:r>
+        <w:rPr>
+          <w:rFonts w:ascii="Sans-serif" w:hAnsi="Sans-serif"/>
+          <w:b/>
+          <w:bCs/>
+          <w:sz w:val="24"/>
+          <w:szCs w:val="24"/>
+        </w:rPr>
+        <w:t xml:space="preserve"> -22/05/2003</w:t>
       </w:r>
       <w:r>
         <w:rPr>
@@ -1424,29 +2388,7 @@
           <w:szCs w:val="24"/>
         </w:rPr>
         <w:tab/>
-        <w:t>22/05/2003</w:t>
-      </w:r>
-    </w:p>
-    <w:p>
-      <w:pPr>
-        <w:jc w:val="both"/>
-        <w:rPr>
-          <w:rFonts w:ascii="Sans-serif" w:hAnsi="Sans-serif"/>
-          <w:b/>
-          <w:bCs/>
-          <w:sz w:val="24"/>
-          <w:szCs w:val="24"/>
-        </w:rPr>
-      </w:pPr>
-      <w:r>
-        <w:rPr>
-          <w:rFonts w:ascii="Sans-serif" w:hAnsi="Sans-serif"/>
-          <w:b/>
-          <w:bCs/>
-          <w:sz w:val="24"/>
-          <w:szCs w:val="24"/>
-        </w:rPr>
-        <w:t>Gender -</w:t>
+        <w:t>|</w:t>
       </w:r>
       <w:r>
         <w:rPr>
@@ -1466,30 +2408,18 @@
           <w:sz w:val="24"/>
           <w:szCs w:val="24"/>
         </w:rPr>
+        <w:t>Gender -Male</w:t>
+      </w:r>
+      <w:r>
+        <w:rPr>
+          <w:rFonts w:ascii="Sans-serif" w:hAnsi="Sans-serif"/>
+          <w:b/>
+          <w:bCs/>
+          <w:sz w:val="24"/>
+          <w:szCs w:val="24"/>
+        </w:rPr>
         <w:tab/>
-        <w:t>Male</w:t>
-      </w:r>
-    </w:p>
-    <w:p>
-      <w:pPr>
-        <w:jc w:val="both"/>
-        <w:rPr>
-          <w:rFonts w:ascii="Sans-serif" w:hAnsi="Sans-serif"/>
-          <w:b/>
-          <w:bCs/>
-          <w:sz w:val="24"/>
-          <w:szCs w:val="24"/>
-        </w:rPr>
-      </w:pPr>
-      <w:r>
-        <w:rPr>
-          <w:rFonts w:ascii="Sans-serif" w:hAnsi="Sans-serif"/>
-          <w:b/>
-          <w:bCs/>
-          <w:sz w:val="24"/>
-          <w:szCs w:val="24"/>
-        </w:rPr>
-        <w:t>Nationality -</w:t>
+        <w:t>|</w:t>
       </w:r>
       <w:r>
         <w:rPr>
@@ -1509,8 +2439,7 @@
           <w:sz w:val="24"/>
           <w:szCs w:val="24"/>
         </w:rPr>
-        <w:tab/>
-        <w:t>Indian</w:t>
+        <w:t>Nationality-Indian</w:t>
       </w:r>
     </w:p>
     <w:p>
@@ -1649,6 +2578,1136 @@
 <file path=word/numbering.xml><?xml version="1.0" encoding="utf-8"?>
 <w:numbering xmlns:wpc="http://schemas.microsoft.com/office/word/2010/wordprocessingCanvas" xmlns:cx="http://schemas.microsoft.com/office/drawing/2014/chartex" xmlns:cx1="http://schemas.microsoft.com/office/drawing/2015/9/8/chartex" xmlns:cx2="http://schemas.microsoft.com/office/drawing/2015/10/21/chartex" xmlns:cx3="http://schemas.microsoft.com/office/drawing/2016/5/9/chartex" xmlns:cx4="http://schemas.microsoft.com/office/drawing/2016/5/10/chartex" xmlns:cx5="http://schemas.microsoft.com/office/drawing/2016/5/11/chartex" xmlns:cx6="http://schemas.microsoft.com/office/drawing/2016/5/12/chartex" xmlns:cx7="http://schemas.microsoft.com/office/drawing/2016/5/13/chartex" xmlns:cx8="http://schemas.microsoft.com/office/drawing/2016/5/14/chartex" xmlns:mc="http://schemas.openxmlformats.org/markup-compatibility/2006" xmlns:aink="http://schemas.microsoft.com/office/drawing/2016/ink" xmlns:am3d="http://schemas.microsoft.com/office/drawing/2017/model3d" xmlns:o="urn:schemas-microsoft-com:office:office" xmlns:oel="http://schemas.microsoft.com/office/2019/extlst" xmlns:r="http://schemas.openxmlformats.org/officeDocument/2006/relationships" xmlns:m="http://schemas.openxmlformats.org/officeDocument/2006/math" xmlns:v="urn:schemas-microsoft-com:vml" xmlns:wp14="http://schemas.microsoft.com/office/word/2010/wordprocessingDrawing" xmlns:wp="http://schemas.openxmlformats.org/drawingml/2006/wordprocessingDrawing" xmlns:w10="urn:schemas-microsoft-com:office:word" xmlns:w="http://schemas.openxmlformats.org/wordprocessingml/2006/main" xmlns:w14="http://schemas.microsoft.com/office/word/2010/wordml" xmlns:w15="http://schemas.microsoft.com/office/word/2012/wordml" xmlns:w16cex="http://schemas.microsoft.com/office/word/2018/wordml/cex" xmlns:w16cid="http://schemas.microsoft.com/office/word/2016/wordml/cid" xmlns:w16="http://schemas.microsoft.com/office/word/2018/wordml" xmlns:w16du="http://schemas.microsoft.com/office/word/2023/wordml/word16du" xmlns:w16sdtdh="http://schemas.microsoft.com/office/word/2020/wordml/sdtdatahash" xmlns:w16sdtfl="http://schemas.microsoft.com/office/word/2024/wordml/sdtformatlock" xmlns:w16se="http://schemas.microsoft.com/office/word/2015/wordml/symex" xmlns:wpg="http://schemas.microsoft.com/office/word/2010/wordprocessingGroup" xmlns:wpi="http://schemas.microsoft.com/office/word/2010/wordprocessingInk" xmlns:wne="http://schemas.microsoft.com/office/word/2006/wordml" xmlns:wps="http://schemas.microsoft.com/office/word/2010/wordprocessingShape" mc:Ignorable="w14 w15 w16se w16cid w16 w16cex w16sdtdh w16sdtfl w16du wp14">
   <w:abstractNum w:abstractNumId="0" w15:restartNumberingAfterBreak="0">
+    <w:nsid w:val="006005A5"/>
+    <w:multiLevelType w:val="hybridMultilevel"/>
+    <w:tmpl w:val="D9BA69C2"/>
+    <w:lvl w:ilvl="0" w:tplc="4009000B">
+      <w:start w:val="1"/>
+      <w:numFmt w:val="bullet"/>
+      <w:lvlText w:val=""/>
+      <w:lvlJc w:val="left"/>
+      <w:pPr>
+        <w:ind w:left="1080" w:hanging="360"/>
+      </w:pPr>
+      <w:rPr>
+        <w:rFonts w:ascii="Wingdings" w:hAnsi="Wingdings" w:hint="default"/>
+      </w:rPr>
+    </w:lvl>
+    <w:lvl w:ilvl="1" w:tplc="40090003" w:tentative="1">
+      <w:start w:val="1"/>
+      <w:numFmt w:val="bullet"/>
+      <w:lvlText w:val="o"/>
+      <w:lvlJc w:val="left"/>
+      <w:pPr>
+        <w:ind w:left="1800" w:hanging="360"/>
+      </w:pPr>
+      <w:rPr>
+        <w:rFonts w:ascii="Courier New" w:hAnsi="Courier New" w:cs="Courier New" w:hint="default"/>
+      </w:rPr>
+    </w:lvl>
+    <w:lvl w:ilvl="2" w:tplc="40090005" w:tentative="1">
+      <w:start w:val="1"/>
+      <w:numFmt w:val="bullet"/>
+      <w:lvlText w:val=""/>
+      <w:lvlJc w:val="left"/>
+      <w:pPr>
+        <w:ind w:left="2520" w:hanging="360"/>
+      </w:pPr>
+      <w:rPr>
+        <w:rFonts w:ascii="Wingdings" w:hAnsi="Wingdings" w:hint="default"/>
+      </w:rPr>
+    </w:lvl>
+    <w:lvl w:ilvl="3" w:tplc="40090001" w:tentative="1">
+      <w:start w:val="1"/>
+      <w:numFmt w:val="bullet"/>
+      <w:lvlText w:val=""/>
+      <w:lvlJc w:val="left"/>
+      <w:pPr>
+        <w:ind w:left="3240" w:hanging="360"/>
+      </w:pPr>
+      <w:rPr>
+        <w:rFonts w:ascii="Symbol" w:hAnsi="Symbol" w:hint="default"/>
+      </w:rPr>
+    </w:lvl>
+    <w:lvl w:ilvl="4" w:tplc="40090003" w:tentative="1">
+      <w:start w:val="1"/>
+      <w:numFmt w:val="bullet"/>
+      <w:lvlText w:val="o"/>
+      <w:lvlJc w:val="left"/>
+      <w:pPr>
+        <w:ind w:left="3960" w:hanging="360"/>
+      </w:pPr>
+      <w:rPr>
+        <w:rFonts w:ascii="Courier New" w:hAnsi="Courier New" w:cs="Courier New" w:hint="default"/>
+      </w:rPr>
+    </w:lvl>
+    <w:lvl w:ilvl="5" w:tplc="40090005" w:tentative="1">
+      <w:start w:val="1"/>
+      <w:numFmt w:val="bullet"/>
+      <w:lvlText w:val=""/>
+      <w:lvlJc w:val="left"/>
+      <w:pPr>
+        <w:ind w:left="4680" w:hanging="360"/>
+      </w:pPr>
+      <w:rPr>
+        <w:rFonts w:ascii="Wingdings" w:hAnsi="Wingdings" w:hint="default"/>
+      </w:rPr>
+    </w:lvl>
+    <w:lvl w:ilvl="6" w:tplc="40090001" w:tentative="1">
+      <w:start w:val="1"/>
+      <w:numFmt w:val="bullet"/>
+      <w:lvlText w:val=""/>
+      <w:lvlJc w:val="left"/>
+      <w:pPr>
+        <w:ind w:left="5400" w:hanging="360"/>
+      </w:pPr>
+      <w:rPr>
+        <w:rFonts w:ascii="Symbol" w:hAnsi="Symbol" w:hint="default"/>
+      </w:rPr>
+    </w:lvl>
+    <w:lvl w:ilvl="7" w:tplc="40090003" w:tentative="1">
+      <w:start w:val="1"/>
+      <w:numFmt w:val="bullet"/>
+      <w:lvlText w:val="o"/>
+      <w:lvlJc w:val="left"/>
+      <w:pPr>
+        <w:ind w:left="6120" w:hanging="360"/>
+      </w:pPr>
+      <w:rPr>
+        <w:rFonts w:ascii="Courier New" w:hAnsi="Courier New" w:cs="Courier New" w:hint="default"/>
+      </w:rPr>
+    </w:lvl>
+    <w:lvl w:ilvl="8" w:tplc="40090005" w:tentative="1">
+      <w:start w:val="1"/>
+      <w:numFmt w:val="bullet"/>
+      <w:lvlText w:val=""/>
+      <w:lvlJc w:val="left"/>
+      <w:pPr>
+        <w:ind w:left="6840" w:hanging="360"/>
+      </w:pPr>
+      <w:rPr>
+        <w:rFonts w:ascii="Wingdings" w:hAnsi="Wingdings" w:hint="default"/>
+      </w:rPr>
+    </w:lvl>
+  </w:abstractNum>
+  <w:abstractNum w:abstractNumId="1" w15:restartNumberingAfterBreak="0">
+    <w:nsid w:val="09CC0381"/>
+    <w:multiLevelType w:val="hybridMultilevel"/>
+    <w:tmpl w:val="5148D114"/>
+    <w:lvl w:ilvl="0" w:tplc="40090001">
+      <w:start w:val="1"/>
+      <w:numFmt w:val="bullet"/>
+      <w:lvlText w:val=""/>
+      <w:lvlJc w:val="left"/>
+      <w:pPr>
+        <w:ind w:left="720" w:hanging="360"/>
+      </w:pPr>
+      <w:rPr>
+        <w:rFonts w:ascii="Symbol" w:hAnsi="Symbol" w:hint="default"/>
+      </w:rPr>
+    </w:lvl>
+    <w:lvl w:ilvl="1" w:tplc="40090003" w:tentative="1">
+      <w:start w:val="1"/>
+      <w:numFmt w:val="bullet"/>
+      <w:lvlText w:val="o"/>
+      <w:lvlJc w:val="left"/>
+      <w:pPr>
+        <w:ind w:left="1440" w:hanging="360"/>
+      </w:pPr>
+      <w:rPr>
+        <w:rFonts w:ascii="Courier New" w:hAnsi="Courier New" w:cs="Courier New" w:hint="default"/>
+      </w:rPr>
+    </w:lvl>
+    <w:lvl w:ilvl="2" w:tplc="40090005" w:tentative="1">
+      <w:start w:val="1"/>
+      <w:numFmt w:val="bullet"/>
+      <w:lvlText w:val=""/>
+      <w:lvlJc w:val="left"/>
+      <w:pPr>
+        <w:ind w:left="2160" w:hanging="360"/>
+      </w:pPr>
+      <w:rPr>
+        <w:rFonts w:ascii="Wingdings" w:hAnsi="Wingdings" w:hint="default"/>
+      </w:rPr>
+    </w:lvl>
+    <w:lvl w:ilvl="3" w:tplc="40090001" w:tentative="1">
+      <w:start w:val="1"/>
+      <w:numFmt w:val="bullet"/>
+      <w:lvlText w:val=""/>
+      <w:lvlJc w:val="left"/>
+      <w:pPr>
+        <w:ind w:left="2880" w:hanging="360"/>
+      </w:pPr>
+      <w:rPr>
+        <w:rFonts w:ascii="Symbol" w:hAnsi="Symbol" w:hint="default"/>
+      </w:rPr>
+    </w:lvl>
+    <w:lvl w:ilvl="4" w:tplc="40090003" w:tentative="1">
+      <w:start w:val="1"/>
+      <w:numFmt w:val="bullet"/>
+      <w:lvlText w:val="o"/>
+      <w:lvlJc w:val="left"/>
+      <w:pPr>
+        <w:ind w:left="3600" w:hanging="360"/>
+      </w:pPr>
+      <w:rPr>
+        <w:rFonts w:ascii="Courier New" w:hAnsi="Courier New" w:cs="Courier New" w:hint="default"/>
+      </w:rPr>
+    </w:lvl>
+    <w:lvl w:ilvl="5" w:tplc="40090005" w:tentative="1">
+      <w:start w:val="1"/>
+      <w:numFmt w:val="bullet"/>
+      <w:lvlText w:val=""/>
+      <w:lvlJc w:val="left"/>
+      <w:pPr>
+        <w:ind w:left="4320" w:hanging="360"/>
+      </w:pPr>
+      <w:rPr>
+        <w:rFonts w:ascii="Wingdings" w:hAnsi="Wingdings" w:hint="default"/>
+      </w:rPr>
+    </w:lvl>
+    <w:lvl w:ilvl="6" w:tplc="40090001" w:tentative="1">
+      <w:start w:val="1"/>
+      <w:numFmt w:val="bullet"/>
+      <w:lvlText w:val=""/>
+      <w:lvlJc w:val="left"/>
+      <w:pPr>
+        <w:ind w:left="5040" w:hanging="360"/>
+      </w:pPr>
+      <w:rPr>
+        <w:rFonts w:ascii="Symbol" w:hAnsi="Symbol" w:hint="default"/>
+      </w:rPr>
+    </w:lvl>
+    <w:lvl w:ilvl="7" w:tplc="40090003" w:tentative="1">
+      <w:start w:val="1"/>
+      <w:numFmt w:val="bullet"/>
+      <w:lvlText w:val="o"/>
+      <w:lvlJc w:val="left"/>
+      <w:pPr>
+        <w:ind w:left="5760" w:hanging="360"/>
+      </w:pPr>
+      <w:rPr>
+        <w:rFonts w:ascii="Courier New" w:hAnsi="Courier New" w:cs="Courier New" w:hint="default"/>
+      </w:rPr>
+    </w:lvl>
+    <w:lvl w:ilvl="8" w:tplc="40090005" w:tentative="1">
+      <w:start w:val="1"/>
+      <w:numFmt w:val="bullet"/>
+      <w:lvlText w:val=""/>
+      <w:lvlJc w:val="left"/>
+      <w:pPr>
+        <w:ind w:left="6480" w:hanging="360"/>
+      </w:pPr>
+      <w:rPr>
+        <w:rFonts w:ascii="Wingdings" w:hAnsi="Wingdings" w:hint="default"/>
+      </w:rPr>
+    </w:lvl>
+  </w:abstractNum>
+  <w:abstractNum w:abstractNumId="2" w15:restartNumberingAfterBreak="0">
+    <w:nsid w:val="0B9E56C4"/>
+    <w:multiLevelType w:val="hybridMultilevel"/>
+    <w:tmpl w:val="B666098E"/>
+    <w:lvl w:ilvl="0" w:tplc="4009000B">
+      <w:start w:val="1"/>
+      <w:numFmt w:val="bullet"/>
+      <w:lvlText w:val=""/>
+      <w:lvlJc w:val="left"/>
+      <w:pPr>
+        <w:ind w:left="1080" w:hanging="360"/>
+      </w:pPr>
+      <w:rPr>
+        <w:rFonts w:ascii="Wingdings" w:hAnsi="Wingdings" w:hint="default"/>
+      </w:rPr>
+    </w:lvl>
+    <w:lvl w:ilvl="1" w:tplc="40090003" w:tentative="1">
+      <w:start w:val="1"/>
+      <w:numFmt w:val="bullet"/>
+      <w:lvlText w:val="o"/>
+      <w:lvlJc w:val="left"/>
+      <w:pPr>
+        <w:ind w:left="1800" w:hanging="360"/>
+      </w:pPr>
+      <w:rPr>
+        <w:rFonts w:ascii="Courier New" w:hAnsi="Courier New" w:cs="Courier New" w:hint="default"/>
+      </w:rPr>
+    </w:lvl>
+    <w:lvl w:ilvl="2" w:tplc="40090005" w:tentative="1">
+      <w:start w:val="1"/>
+      <w:numFmt w:val="bullet"/>
+      <w:lvlText w:val=""/>
+      <w:lvlJc w:val="left"/>
+      <w:pPr>
+        <w:ind w:left="2520" w:hanging="360"/>
+      </w:pPr>
+      <w:rPr>
+        <w:rFonts w:ascii="Wingdings" w:hAnsi="Wingdings" w:hint="default"/>
+      </w:rPr>
+    </w:lvl>
+    <w:lvl w:ilvl="3" w:tplc="40090001" w:tentative="1">
+      <w:start w:val="1"/>
+      <w:numFmt w:val="bullet"/>
+      <w:lvlText w:val=""/>
+      <w:lvlJc w:val="left"/>
+      <w:pPr>
+        <w:ind w:left="3240" w:hanging="360"/>
+      </w:pPr>
+      <w:rPr>
+        <w:rFonts w:ascii="Symbol" w:hAnsi="Symbol" w:hint="default"/>
+      </w:rPr>
+    </w:lvl>
+    <w:lvl w:ilvl="4" w:tplc="40090003" w:tentative="1">
+      <w:start w:val="1"/>
+      <w:numFmt w:val="bullet"/>
+      <w:lvlText w:val="o"/>
+      <w:lvlJc w:val="left"/>
+      <w:pPr>
+        <w:ind w:left="3960" w:hanging="360"/>
+      </w:pPr>
+      <w:rPr>
+        <w:rFonts w:ascii="Courier New" w:hAnsi="Courier New" w:cs="Courier New" w:hint="default"/>
+      </w:rPr>
+    </w:lvl>
+    <w:lvl w:ilvl="5" w:tplc="40090005" w:tentative="1">
+      <w:start w:val="1"/>
+      <w:numFmt w:val="bullet"/>
+      <w:lvlText w:val=""/>
+      <w:lvlJc w:val="left"/>
+      <w:pPr>
+        <w:ind w:left="4680" w:hanging="360"/>
+      </w:pPr>
+      <w:rPr>
+        <w:rFonts w:ascii="Wingdings" w:hAnsi="Wingdings" w:hint="default"/>
+      </w:rPr>
+    </w:lvl>
+    <w:lvl w:ilvl="6" w:tplc="40090001" w:tentative="1">
+      <w:start w:val="1"/>
+      <w:numFmt w:val="bullet"/>
+      <w:lvlText w:val=""/>
+      <w:lvlJc w:val="left"/>
+      <w:pPr>
+        <w:ind w:left="5400" w:hanging="360"/>
+      </w:pPr>
+      <w:rPr>
+        <w:rFonts w:ascii="Symbol" w:hAnsi="Symbol" w:hint="default"/>
+      </w:rPr>
+    </w:lvl>
+    <w:lvl w:ilvl="7" w:tplc="40090003" w:tentative="1">
+      <w:start w:val="1"/>
+      <w:numFmt w:val="bullet"/>
+      <w:lvlText w:val="o"/>
+      <w:lvlJc w:val="left"/>
+      <w:pPr>
+        <w:ind w:left="6120" w:hanging="360"/>
+      </w:pPr>
+      <w:rPr>
+        <w:rFonts w:ascii="Courier New" w:hAnsi="Courier New" w:cs="Courier New" w:hint="default"/>
+      </w:rPr>
+    </w:lvl>
+    <w:lvl w:ilvl="8" w:tplc="40090005" w:tentative="1">
+      <w:start w:val="1"/>
+      <w:numFmt w:val="bullet"/>
+      <w:lvlText w:val=""/>
+      <w:lvlJc w:val="left"/>
+      <w:pPr>
+        <w:ind w:left="6840" w:hanging="360"/>
+      </w:pPr>
+      <w:rPr>
+        <w:rFonts w:ascii="Wingdings" w:hAnsi="Wingdings" w:hint="default"/>
+      </w:rPr>
+    </w:lvl>
+  </w:abstractNum>
+  <w:abstractNum w:abstractNumId="3" w15:restartNumberingAfterBreak="0">
+    <w:nsid w:val="108B51AA"/>
+    <w:multiLevelType w:val="hybridMultilevel"/>
+    <w:tmpl w:val="5BC2AE8C"/>
+    <w:lvl w:ilvl="0" w:tplc="40090001">
+      <w:start w:val="1"/>
+      <w:numFmt w:val="bullet"/>
+      <w:lvlText w:val=""/>
+      <w:lvlJc w:val="left"/>
+      <w:pPr>
+        <w:ind w:left="1080" w:hanging="360"/>
+      </w:pPr>
+      <w:rPr>
+        <w:rFonts w:ascii="Symbol" w:hAnsi="Symbol" w:hint="default"/>
+      </w:rPr>
+    </w:lvl>
+    <w:lvl w:ilvl="1" w:tplc="40090003" w:tentative="1">
+      <w:start w:val="1"/>
+      <w:numFmt w:val="bullet"/>
+      <w:lvlText w:val="o"/>
+      <w:lvlJc w:val="left"/>
+      <w:pPr>
+        <w:ind w:left="1800" w:hanging="360"/>
+      </w:pPr>
+      <w:rPr>
+        <w:rFonts w:ascii="Courier New" w:hAnsi="Courier New" w:cs="Courier New" w:hint="default"/>
+      </w:rPr>
+    </w:lvl>
+    <w:lvl w:ilvl="2" w:tplc="40090005" w:tentative="1">
+      <w:start w:val="1"/>
+      <w:numFmt w:val="bullet"/>
+      <w:lvlText w:val=""/>
+      <w:lvlJc w:val="left"/>
+      <w:pPr>
+        <w:ind w:left="2520" w:hanging="360"/>
+      </w:pPr>
+      <w:rPr>
+        <w:rFonts w:ascii="Wingdings" w:hAnsi="Wingdings" w:hint="default"/>
+      </w:rPr>
+    </w:lvl>
+    <w:lvl w:ilvl="3" w:tplc="40090001" w:tentative="1">
+      <w:start w:val="1"/>
+      <w:numFmt w:val="bullet"/>
+      <w:lvlText w:val=""/>
+      <w:lvlJc w:val="left"/>
+      <w:pPr>
+        <w:ind w:left="3240" w:hanging="360"/>
+      </w:pPr>
+      <w:rPr>
+        <w:rFonts w:ascii="Symbol" w:hAnsi="Symbol" w:hint="default"/>
+      </w:rPr>
+    </w:lvl>
+    <w:lvl w:ilvl="4" w:tplc="40090003" w:tentative="1">
+      <w:start w:val="1"/>
+      <w:numFmt w:val="bullet"/>
+      <w:lvlText w:val="o"/>
+      <w:lvlJc w:val="left"/>
+      <w:pPr>
+        <w:ind w:left="3960" w:hanging="360"/>
+      </w:pPr>
+      <w:rPr>
+        <w:rFonts w:ascii="Courier New" w:hAnsi="Courier New" w:cs="Courier New" w:hint="default"/>
+      </w:rPr>
+    </w:lvl>
+    <w:lvl w:ilvl="5" w:tplc="40090005" w:tentative="1">
+      <w:start w:val="1"/>
+      <w:numFmt w:val="bullet"/>
+      <w:lvlText w:val=""/>
+      <w:lvlJc w:val="left"/>
+      <w:pPr>
+        <w:ind w:left="4680" w:hanging="360"/>
+      </w:pPr>
+      <w:rPr>
+        <w:rFonts w:ascii="Wingdings" w:hAnsi="Wingdings" w:hint="default"/>
+      </w:rPr>
+    </w:lvl>
+    <w:lvl w:ilvl="6" w:tplc="40090001" w:tentative="1">
+      <w:start w:val="1"/>
+      <w:numFmt w:val="bullet"/>
+      <w:lvlText w:val=""/>
+      <w:lvlJc w:val="left"/>
+      <w:pPr>
+        <w:ind w:left="5400" w:hanging="360"/>
+      </w:pPr>
+      <w:rPr>
+        <w:rFonts w:ascii="Symbol" w:hAnsi="Symbol" w:hint="default"/>
+      </w:rPr>
+    </w:lvl>
+    <w:lvl w:ilvl="7" w:tplc="40090003" w:tentative="1">
+      <w:start w:val="1"/>
+      <w:numFmt w:val="bullet"/>
+      <w:lvlText w:val="o"/>
+      <w:lvlJc w:val="left"/>
+      <w:pPr>
+        <w:ind w:left="6120" w:hanging="360"/>
+      </w:pPr>
+      <w:rPr>
+        <w:rFonts w:ascii="Courier New" w:hAnsi="Courier New" w:cs="Courier New" w:hint="default"/>
+      </w:rPr>
+    </w:lvl>
+    <w:lvl w:ilvl="8" w:tplc="40090005" w:tentative="1">
+      <w:start w:val="1"/>
+      <w:numFmt w:val="bullet"/>
+      <w:lvlText w:val=""/>
+      <w:lvlJc w:val="left"/>
+      <w:pPr>
+        <w:ind w:left="6840" w:hanging="360"/>
+      </w:pPr>
+      <w:rPr>
+        <w:rFonts w:ascii="Wingdings" w:hAnsi="Wingdings" w:hint="default"/>
+      </w:rPr>
+    </w:lvl>
+  </w:abstractNum>
+  <w:abstractNum w:abstractNumId="4" w15:restartNumberingAfterBreak="0">
+    <w:nsid w:val="15965E23"/>
+    <w:multiLevelType w:val="hybridMultilevel"/>
+    <w:tmpl w:val="3E20C280"/>
+    <w:lvl w:ilvl="0" w:tplc="4009000B">
+      <w:start w:val="1"/>
+      <w:numFmt w:val="bullet"/>
+      <w:lvlText w:val=""/>
+      <w:lvlJc w:val="left"/>
+      <w:pPr>
+        <w:ind w:left="1080" w:hanging="360"/>
+      </w:pPr>
+      <w:rPr>
+        <w:rFonts w:ascii="Wingdings" w:hAnsi="Wingdings" w:hint="default"/>
+      </w:rPr>
+    </w:lvl>
+    <w:lvl w:ilvl="1" w:tplc="40090003" w:tentative="1">
+      <w:start w:val="1"/>
+      <w:numFmt w:val="bullet"/>
+      <w:lvlText w:val="o"/>
+      <w:lvlJc w:val="left"/>
+      <w:pPr>
+        <w:ind w:left="1800" w:hanging="360"/>
+      </w:pPr>
+      <w:rPr>
+        <w:rFonts w:ascii="Courier New" w:hAnsi="Courier New" w:cs="Courier New" w:hint="default"/>
+      </w:rPr>
+    </w:lvl>
+    <w:lvl w:ilvl="2" w:tplc="40090005" w:tentative="1">
+      <w:start w:val="1"/>
+      <w:numFmt w:val="bullet"/>
+      <w:lvlText w:val=""/>
+      <w:lvlJc w:val="left"/>
+      <w:pPr>
+        <w:ind w:left="2520" w:hanging="360"/>
+      </w:pPr>
+      <w:rPr>
+        <w:rFonts w:ascii="Wingdings" w:hAnsi="Wingdings" w:hint="default"/>
+      </w:rPr>
+    </w:lvl>
+    <w:lvl w:ilvl="3" w:tplc="40090001" w:tentative="1">
+      <w:start w:val="1"/>
+      <w:numFmt w:val="bullet"/>
+      <w:lvlText w:val=""/>
+      <w:lvlJc w:val="left"/>
+      <w:pPr>
+        <w:ind w:left="3240" w:hanging="360"/>
+      </w:pPr>
+      <w:rPr>
+        <w:rFonts w:ascii="Symbol" w:hAnsi="Symbol" w:hint="default"/>
+      </w:rPr>
+    </w:lvl>
+    <w:lvl w:ilvl="4" w:tplc="40090003" w:tentative="1">
+      <w:start w:val="1"/>
+      <w:numFmt w:val="bullet"/>
+      <w:lvlText w:val="o"/>
+      <w:lvlJc w:val="left"/>
+      <w:pPr>
+        <w:ind w:left="3960" w:hanging="360"/>
+      </w:pPr>
+      <w:rPr>
+        <w:rFonts w:ascii="Courier New" w:hAnsi="Courier New" w:cs="Courier New" w:hint="default"/>
+      </w:rPr>
+    </w:lvl>
+    <w:lvl w:ilvl="5" w:tplc="40090005" w:tentative="1">
+      <w:start w:val="1"/>
+      <w:numFmt w:val="bullet"/>
+      <w:lvlText w:val=""/>
+      <w:lvlJc w:val="left"/>
+      <w:pPr>
+        <w:ind w:left="4680" w:hanging="360"/>
+      </w:pPr>
+      <w:rPr>
+        <w:rFonts w:ascii="Wingdings" w:hAnsi="Wingdings" w:hint="default"/>
+      </w:rPr>
+    </w:lvl>
+    <w:lvl w:ilvl="6" w:tplc="40090001" w:tentative="1">
+      <w:start w:val="1"/>
+      <w:numFmt w:val="bullet"/>
+      <w:lvlText w:val=""/>
+      <w:lvlJc w:val="left"/>
+      <w:pPr>
+        <w:ind w:left="5400" w:hanging="360"/>
+      </w:pPr>
+      <w:rPr>
+        <w:rFonts w:ascii="Symbol" w:hAnsi="Symbol" w:hint="default"/>
+      </w:rPr>
+    </w:lvl>
+    <w:lvl w:ilvl="7" w:tplc="40090003" w:tentative="1">
+      <w:start w:val="1"/>
+      <w:numFmt w:val="bullet"/>
+      <w:lvlText w:val="o"/>
+      <w:lvlJc w:val="left"/>
+      <w:pPr>
+        <w:ind w:left="6120" w:hanging="360"/>
+      </w:pPr>
+      <w:rPr>
+        <w:rFonts w:ascii="Courier New" w:hAnsi="Courier New" w:cs="Courier New" w:hint="default"/>
+      </w:rPr>
+    </w:lvl>
+    <w:lvl w:ilvl="8" w:tplc="40090005" w:tentative="1">
+      <w:start w:val="1"/>
+      <w:numFmt w:val="bullet"/>
+      <w:lvlText w:val=""/>
+      <w:lvlJc w:val="left"/>
+      <w:pPr>
+        <w:ind w:left="6840" w:hanging="360"/>
+      </w:pPr>
+      <w:rPr>
+        <w:rFonts w:ascii="Wingdings" w:hAnsi="Wingdings" w:hint="default"/>
+      </w:rPr>
+    </w:lvl>
+  </w:abstractNum>
+  <w:abstractNum w:abstractNumId="5" w15:restartNumberingAfterBreak="0">
+    <w:nsid w:val="1F232982"/>
+    <w:multiLevelType w:val="hybridMultilevel"/>
+    <w:tmpl w:val="596E6C14"/>
+    <w:lvl w:ilvl="0" w:tplc="4009000B">
+      <w:start w:val="1"/>
+      <w:numFmt w:val="bullet"/>
+      <w:lvlText w:val=""/>
+      <w:lvlJc w:val="left"/>
+      <w:pPr>
+        <w:ind w:left="1080" w:hanging="360"/>
+      </w:pPr>
+      <w:rPr>
+        <w:rFonts w:ascii="Wingdings" w:hAnsi="Wingdings" w:hint="default"/>
+      </w:rPr>
+    </w:lvl>
+    <w:lvl w:ilvl="1" w:tplc="40090003" w:tentative="1">
+      <w:start w:val="1"/>
+      <w:numFmt w:val="bullet"/>
+      <w:lvlText w:val="o"/>
+      <w:lvlJc w:val="left"/>
+      <w:pPr>
+        <w:ind w:left="1800" w:hanging="360"/>
+      </w:pPr>
+      <w:rPr>
+        <w:rFonts w:ascii="Courier New" w:hAnsi="Courier New" w:cs="Courier New" w:hint="default"/>
+      </w:rPr>
+    </w:lvl>
+    <w:lvl w:ilvl="2" w:tplc="40090005" w:tentative="1">
+      <w:start w:val="1"/>
+      <w:numFmt w:val="bullet"/>
+      <w:lvlText w:val=""/>
+      <w:lvlJc w:val="left"/>
+      <w:pPr>
+        <w:ind w:left="2520" w:hanging="360"/>
+      </w:pPr>
+      <w:rPr>
+        <w:rFonts w:ascii="Wingdings" w:hAnsi="Wingdings" w:hint="default"/>
+      </w:rPr>
+    </w:lvl>
+    <w:lvl w:ilvl="3" w:tplc="40090001" w:tentative="1">
+      <w:start w:val="1"/>
+      <w:numFmt w:val="bullet"/>
+      <w:lvlText w:val=""/>
+      <w:lvlJc w:val="left"/>
+      <w:pPr>
+        <w:ind w:left="3240" w:hanging="360"/>
+      </w:pPr>
+      <w:rPr>
+        <w:rFonts w:ascii="Symbol" w:hAnsi="Symbol" w:hint="default"/>
+      </w:rPr>
+    </w:lvl>
+    <w:lvl w:ilvl="4" w:tplc="40090003" w:tentative="1">
+      <w:start w:val="1"/>
+      <w:numFmt w:val="bullet"/>
+      <w:lvlText w:val="o"/>
+      <w:lvlJc w:val="left"/>
+      <w:pPr>
+        <w:ind w:left="3960" w:hanging="360"/>
+      </w:pPr>
+      <w:rPr>
+        <w:rFonts w:ascii="Courier New" w:hAnsi="Courier New" w:cs="Courier New" w:hint="default"/>
+      </w:rPr>
+    </w:lvl>
+    <w:lvl w:ilvl="5" w:tplc="40090005" w:tentative="1">
+      <w:start w:val="1"/>
+      <w:numFmt w:val="bullet"/>
+      <w:lvlText w:val=""/>
+      <w:lvlJc w:val="left"/>
+      <w:pPr>
+        <w:ind w:left="4680" w:hanging="360"/>
+      </w:pPr>
+      <w:rPr>
+        <w:rFonts w:ascii="Wingdings" w:hAnsi="Wingdings" w:hint="default"/>
+      </w:rPr>
+    </w:lvl>
+    <w:lvl w:ilvl="6" w:tplc="40090001" w:tentative="1">
+      <w:start w:val="1"/>
+      <w:numFmt w:val="bullet"/>
+      <w:lvlText w:val=""/>
+      <w:lvlJc w:val="left"/>
+      <w:pPr>
+        <w:ind w:left="5400" w:hanging="360"/>
+      </w:pPr>
+      <w:rPr>
+        <w:rFonts w:ascii="Symbol" w:hAnsi="Symbol" w:hint="default"/>
+      </w:rPr>
+    </w:lvl>
+    <w:lvl w:ilvl="7" w:tplc="40090003" w:tentative="1">
+      <w:start w:val="1"/>
+      <w:numFmt w:val="bullet"/>
+      <w:lvlText w:val="o"/>
+      <w:lvlJc w:val="left"/>
+      <w:pPr>
+        <w:ind w:left="6120" w:hanging="360"/>
+      </w:pPr>
+      <w:rPr>
+        <w:rFonts w:ascii="Courier New" w:hAnsi="Courier New" w:cs="Courier New" w:hint="default"/>
+      </w:rPr>
+    </w:lvl>
+    <w:lvl w:ilvl="8" w:tplc="40090005" w:tentative="1">
+      <w:start w:val="1"/>
+      <w:numFmt w:val="bullet"/>
+      <w:lvlText w:val=""/>
+      <w:lvlJc w:val="left"/>
+      <w:pPr>
+        <w:ind w:left="6840" w:hanging="360"/>
+      </w:pPr>
+      <w:rPr>
+        <w:rFonts w:ascii="Wingdings" w:hAnsi="Wingdings" w:hint="default"/>
+      </w:rPr>
+    </w:lvl>
+  </w:abstractNum>
+  <w:abstractNum w:abstractNumId="6" w15:restartNumberingAfterBreak="0">
+    <w:nsid w:val="209D6FC4"/>
+    <w:multiLevelType w:val="hybridMultilevel"/>
+    <w:tmpl w:val="F676C004"/>
+    <w:lvl w:ilvl="0" w:tplc="40090001">
+      <w:start w:val="1"/>
+      <w:numFmt w:val="bullet"/>
+      <w:lvlText w:val=""/>
+      <w:lvlJc w:val="left"/>
+      <w:pPr>
+        <w:ind w:left="720" w:hanging="360"/>
+      </w:pPr>
+      <w:rPr>
+        <w:rFonts w:ascii="Symbol" w:hAnsi="Symbol" w:hint="default"/>
+      </w:rPr>
+    </w:lvl>
+    <w:lvl w:ilvl="1" w:tplc="40090003" w:tentative="1">
+      <w:start w:val="1"/>
+      <w:numFmt w:val="bullet"/>
+      <w:lvlText w:val="o"/>
+      <w:lvlJc w:val="left"/>
+      <w:pPr>
+        <w:ind w:left="1440" w:hanging="360"/>
+      </w:pPr>
+      <w:rPr>
+        <w:rFonts w:ascii="Courier New" w:hAnsi="Courier New" w:cs="Courier New" w:hint="default"/>
+      </w:rPr>
+    </w:lvl>
+    <w:lvl w:ilvl="2" w:tplc="40090005" w:tentative="1">
+      <w:start w:val="1"/>
+      <w:numFmt w:val="bullet"/>
+      <w:lvlText w:val=""/>
+      <w:lvlJc w:val="left"/>
+      <w:pPr>
+        <w:ind w:left="2160" w:hanging="360"/>
+      </w:pPr>
+      <w:rPr>
+        <w:rFonts w:ascii="Wingdings" w:hAnsi="Wingdings" w:hint="default"/>
+      </w:rPr>
+    </w:lvl>
+    <w:lvl w:ilvl="3" w:tplc="40090001" w:tentative="1">
+      <w:start w:val="1"/>
+      <w:numFmt w:val="bullet"/>
+      <w:lvlText w:val=""/>
+      <w:lvlJc w:val="left"/>
+      <w:pPr>
+        <w:ind w:left="2880" w:hanging="360"/>
+      </w:pPr>
+      <w:rPr>
+        <w:rFonts w:ascii="Symbol" w:hAnsi="Symbol" w:hint="default"/>
+      </w:rPr>
+    </w:lvl>
+    <w:lvl w:ilvl="4" w:tplc="40090003" w:tentative="1">
+      <w:start w:val="1"/>
+      <w:numFmt w:val="bullet"/>
+      <w:lvlText w:val="o"/>
+      <w:lvlJc w:val="left"/>
+      <w:pPr>
+        <w:ind w:left="3600" w:hanging="360"/>
+      </w:pPr>
+      <w:rPr>
+        <w:rFonts w:ascii="Courier New" w:hAnsi="Courier New" w:cs="Courier New" w:hint="default"/>
+      </w:rPr>
+    </w:lvl>
+    <w:lvl w:ilvl="5" w:tplc="40090005" w:tentative="1">
+      <w:start w:val="1"/>
+      <w:numFmt w:val="bullet"/>
+      <w:lvlText w:val=""/>
+      <w:lvlJc w:val="left"/>
+      <w:pPr>
+        <w:ind w:left="4320" w:hanging="360"/>
+      </w:pPr>
+      <w:rPr>
+        <w:rFonts w:ascii="Wingdings" w:hAnsi="Wingdings" w:hint="default"/>
+      </w:rPr>
+    </w:lvl>
+    <w:lvl w:ilvl="6" w:tplc="40090001" w:tentative="1">
+      <w:start w:val="1"/>
+      <w:numFmt w:val="bullet"/>
+      <w:lvlText w:val=""/>
+      <w:lvlJc w:val="left"/>
+      <w:pPr>
+        <w:ind w:left="5040" w:hanging="360"/>
+      </w:pPr>
+      <w:rPr>
+        <w:rFonts w:ascii="Symbol" w:hAnsi="Symbol" w:hint="default"/>
+      </w:rPr>
+    </w:lvl>
+    <w:lvl w:ilvl="7" w:tplc="40090003" w:tentative="1">
+      <w:start w:val="1"/>
+      <w:numFmt w:val="bullet"/>
+      <w:lvlText w:val="o"/>
+      <w:lvlJc w:val="left"/>
+      <w:pPr>
+        <w:ind w:left="5760" w:hanging="360"/>
+      </w:pPr>
+      <w:rPr>
+        <w:rFonts w:ascii="Courier New" w:hAnsi="Courier New" w:cs="Courier New" w:hint="default"/>
+      </w:rPr>
+    </w:lvl>
+    <w:lvl w:ilvl="8" w:tplc="40090005" w:tentative="1">
+      <w:start w:val="1"/>
+      <w:numFmt w:val="bullet"/>
+      <w:lvlText w:val=""/>
+      <w:lvlJc w:val="left"/>
+      <w:pPr>
+        <w:ind w:left="6480" w:hanging="360"/>
+      </w:pPr>
+      <w:rPr>
+        <w:rFonts w:ascii="Wingdings" w:hAnsi="Wingdings" w:hint="default"/>
+      </w:rPr>
+    </w:lvl>
+  </w:abstractNum>
+  <w:abstractNum w:abstractNumId="7" w15:restartNumberingAfterBreak="0">
+    <w:nsid w:val="2E4F3CA9"/>
+    <w:multiLevelType w:val="hybridMultilevel"/>
+    <w:tmpl w:val="E0ACD448"/>
+    <w:lvl w:ilvl="0" w:tplc="4009000B">
+      <w:start w:val="1"/>
+      <w:numFmt w:val="bullet"/>
+      <w:lvlText w:val=""/>
+      <w:lvlJc w:val="left"/>
+      <w:pPr>
+        <w:ind w:left="1080" w:hanging="360"/>
+      </w:pPr>
+      <w:rPr>
+        <w:rFonts w:ascii="Wingdings" w:hAnsi="Wingdings" w:hint="default"/>
+      </w:rPr>
+    </w:lvl>
+    <w:lvl w:ilvl="1" w:tplc="40090003" w:tentative="1">
+      <w:start w:val="1"/>
+      <w:numFmt w:val="bullet"/>
+      <w:lvlText w:val="o"/>
+      <w:lvlJc w:val="left"/>
+      <w:pPr>
+        <w:ind w:left="1800" w:hanging="360"/>
+      </w:pPr>
+      <w:rPr>
+        <w:rFonts w:ascii="Courier New" w:hAnsi="Courier New" w:cs="Courier New" w:hint="default"/>
+      </w:rPr>
+    </w:lvl>
+    <w:lvl w:ilvl="2" w:tplc="40090005" w:tentative="1">
+      <w:start w:val="1"/>
+      <w:numFmt w:val="bullet"/>
+      <w:lvlText w:val=""/>
+      <w:lvlJc w:val="left"/>
+      <w:pPr>
+        <w:ind w:left="2520" w:hanging="360"/>
+      </w:pPr>
+      <w:rPr>
+        <w:rFonts w:ascii="Wingdings" w:hAnsi="Wingdings" w:hint="default"/>
+      </w:rPr>
+    </w:lvl>
+    <w:lvl w:ilvl="3" w:tplc="40090001" w:tentative="1">
+      <w:start w:val="1"/>
+      <w:numFmt w:val="bullet"/>
+      <w:lvlText w:val=""/>
+      <w:lvlJc w:val="left"/>
+      <w:pPr>
+        <w:ind w:left="3240" w:hanging="360"/>
+      </w:pPr>
+      <w:rPr>
+        <w:rFonts w:ascii="Symbol" w:hAnsi="Symbol" w:hint="default"/>
+      </w:rPr>
+    </w:lvl>
+    <w:lvl w:ilvl="4" w:tplc="40090003" w:tentative="1">
+      <w:start w:val="1"/>
+      <w:numFmt w:val="bullet"/>
+      <w:lvlText w:val="o"/>
+      <w:lvlJc w:val="left"/>
+      <w:pPr>
+        <w:ind w:left="3960" w:hanging="360"/>
+      </w:pPr>
+      <w:rPr>
+        <w:rFonts w:ascii="Courier New" w:hAnsi="Courier New" w:cs="Courier New" w:hint="default"/>
+      </w:rPr>
+    </w:lvl>
+    <w:lvl w:ilvl="5" w:tplc="40090005" w:tentative="1">
+      <w:start w:val="1"/>
+      <w:numFmt w:val="bullet"/>
+      <w:lvlText w:val=""/>
+      <w:lvlJc w:val="left"/>
+      <w:pPr>
+        <w:ind w:left="4680" w:hanging="360"/>
+      </w:pPr>
+      <w:rPr>
+        <w:rFonts w:ascii="Wingdings" w:hAnsi="Wingdings" w:hint="default"/>
+      </w:rPr>
+    </w:lvl>
+    <w:lvl w:ilvl="6" w:tplc="40090001" w:tentative="1">
+      <w:start w:val="1"/>
+      <w:numFmt w:val="bullet"/>
+      <w:lvlText w:val=""/>
+      <w:lvlJc w:val="left"/>
+      <w:pPr>
+        <w:ind w:left="5400" w:hanging="360"/>
+      </w:pPr>
+      <w:rPr>
+        <w:rFonts w:ascii="Symbol" w:hAnsi="Symbol" w:hint="default"/>
+      </w:rPr>
+    </w:lvl>
+    <w:lvl w:ilvl="7" w:tplc="40090003" w:tentative="1">
+      <w:start w:val="1"/>
+      <w:numFmt w:val="bullet"/>
+      <w:lvlText w:val="o"/>
+      <w:lvlJc w:val="left"/>
+      <w:pPr>
+        <w:ind w:left="6120" w:hanging="360"/>
+      </w:pPr>
+      <w:rPr>
+        <w:rFonts w:ascii="Courier New" w:hAnsi="Courier New" w:cs="Courier New" w:hint="default"/>
+      </w:rPr>
+    </w:lvl>
+    <w:lvl w:ilvl="8" w:tplc="40090005" w:tentative="1">
+      <w:start w:val="1"/>
+      <w:numFmt w:val="bullet"/>
+      <w:lvlText w:val=""/>
+      <w:lvlJc w:val="left"/>
+      <w:pPr>
+        <w:ind w:left="6840" w:hanging="360"/>
+      </w:pPr>
+      <w:rPr>
+        <w:rFonts w:ascii="Wingdings" w:hAnsi="Wingdings" w:hint="default"/>
+      </w:rPr>
+    </w:lvl>
+  </w:abstractNum>
+  <w:abstractNum w:abstractNumId="8" w15:restartNumberingAfterBreak="0">
+    <w:nsid w:val="2F563268"/>
+    <w:multiLevelType w:val="hybridMultilevel"/>
+    <w:tmpl w:val="03D2FC6A"/>
+    <w:lvl w:ilvl="0" w:tplc="40090001">
+      <w:start w:val="1"/>
+      <w:numFmt w:val="bullet"/>
+      <w:lvlText w:val=""/>
+      <w:lvlJc w:val="left"/>
+      <w:pPr>
+        <w:ind w:left="720" w:hanging="360"/>
+      </w:pPr>
+      <w:rPr>
+        <w:rFonts w:ascii="Symbol" w:hAnsi="Symbol" w:hint="default"/>
+      </w:rPr>
+    </w:lvl>
+    <w:lvl w:ilvl="1" w:tplc="40090003" w:tentative="1">
+      <w:start w:val="1"/>
+      <w:numFmt w:val="bullet"/>
+      <w:lvlText w:val="o"/>
+      <w:lvlJc w:val="left"/>
+      <w:pPr>
+        <w:ind w:left="1440" w:hanging="360"/>
+      </w:pPr>
+      <w:rPr>
+        <w:rFonts w:ascii="Courier New" w:hAnsi="Courier New" w:cs="Courier New" w:hint="default"/>
+      </w:rPr>
+    </w:lvl>
+    <w:lvl w:ilvl="2" w:tplc="40090005" w:tentative="1">
+      <w:start w:val="1"/>
+      <w:numFmt w:val="bullet"/>
+      <w:lvlText w:val=""/>
+      <w:lvlJc w:val="left"/>
+      <w:pPr>
+        <w:ind w:left="2160" w:hanging="360"/>
+      </w:pPr>
+      <w:rPr>
+        <w:rFonts w:ascii="Wingdings" w:hAnsi="Wingdings" w:hint="default"/>
+      </w:rPr>
+    </w:lvl>
+    <w:lvl w:ilvl="3" w:tplc="40090001" w:tentative="1">
+      <w:start w:val="1"/>
+      <w:numFmt w:val="bullet"/>
+      <w:lvlText w:val=""/>
+      <w:lvlJc w:val="left"/>
+      <w:pPr>
+        <w:ind w:left="2880" w:hanging="360"/>
+      </w:pPr>
+      <w:rPr>
+        <w:rFonts w:ascii="Symbol" w:hAnsi="Symbol" w:hint="default"/>
+      </w:rPr>
+    </w:lvl>
+    <w:lvl w:ilvl="4" w:tplc="40090003" w:tentative="1">
+      <w:start w:val="1"/>
+      <w:numFmt w:val="bullet"/>
+      <w:lvlText w:val="o"/>
+      <w:lvlJc w:val="left"/>
+      <w:pPr>
+        <w:ind w:left="3600" w:hanging="360"/>
+      </w:pPr>
+      <w:rPr>
+        <w:rFonts w:ascii="Courier New" w:hAnsi="Courier New" w:cs="Courier New" w:hint="default"/>
+      </w:rPr>
+    </w:lvl>
+    <w:lvl w:ilvl="5" w:tplc="40090005" w:tentative="1">
+      <w:start w:val="1"/>
+      <w:numFmt w:val="bullet"/>
+      <w:lvlText w:val=""/>
+      <w:lvlJc w:val="left"/>
+      <w:pPr>
+        <w:ind w:left="4320" w:hanging="360"/>
+      </w:pPr>
+      <w:rPr>
+        <w:rFonts w:ascii="Wingdings" w:hAnsi="Wingdings" w:hint="default"/>
+      </w:rPr>
+    </w:lvl>
+    <w:lvl w:ilvl="6" w:tplc="40090001" w:tentative="1">
+      <w:start w:val="1"/>
+      <w:numFmt w:val="bullet"/>
+      <w:lvlText w:val=""/>
+      <w:lvlJc w:val="left"/>
+      <w:pPr>
+        <w:ind w:left="5040" w:hanging="360"/>
+      </w:pPr>
+      <w:rPr>
+        <w:rFonts w:ascii="Symbol" w:hAnsi="Symbol" w:hint="default"/>
+      </w:rPr>
+    </w:lvl>
+    <w:lvl w:ilvl="7" w:tplc="40090003" w:tentative="1">
+      <w:start w:val="1"/>
+      <w:numFmt w:val="bullet"/>
+      <w:lvlText w:val="o"/>
+      <w:lvlJc w:val="left"/>
+      <w:pPr>
+        <w:ind w:left="5760" w:hanging="360"/>
+      </w:pPr>
+      <w:rPr>
+        <w:rFonts w:ascii="Courier New" w:hAnsi="Courier New" w:cs="Courier New" w:hint="default"/>
+      </w:rPr>
+    </w:lvl>
+    <w:lvl w:ilvl="8" w:tplc="40090005" w:tentative="1">
+      <w:start w:val="1"/>
+      <w:numFmt w:val="bullet"/>
+      <w:lvlText w:val=""/>
+      <w:lvlJc w:val="left"/>
+      <w:pPr>
+        <w:ind w:left="6480" w:hanging="360"/>
+      </w:pPr>
+      <w:rPr>
+        <w:rFonts w:ascii="Wingdings" w:hAnsi="Wingdings" w:hint="default"/>
+      </w:rPr>
+    </w:lvl>
+  </w:abstractNum>
+  <w:abstractNum w:abstractNumId="9" w15:restartNumberingAfterBreak="0">
+    <w:nsid w:val="376F6DDF"/>
+    <w:multiLevelType w:val="hybridMultilevel"/>
+    <w:tmpl w:val="A44C6226"/>
+    <w:lvl w:ilvl="0" w:tplc="40090001">
+      <w:start w:val="1"/>
+      <w:numFmt w:val="bullet"/>
+      <w:lvlText w:val=""/>
+      <w:lvlJc w:val="left"/>
+      <w:pPr>
+        <w:ind w:left="1080" w:hanging="360"/>
+      </w:pPr>
+      <w:rPr>
+        <w:rFonts w:ascii="Symbol" w:hAnsi="Symbol" w:hint="default"/>
+      </w:rPr>
+    </w:lvl>
+    <w:lvl w:ilvl="1" w:tplc="40090003" w:tentative="1">
+      <w:start w:val="1"/>
+      <w:numFmt w:val="bullet"/>
+      <w:lvlText w:val="o"/>
+      <w:lvlJc w:val="left"/>
+      <w:pPr>
+        <w:ind w:left="1800" w:hanging="360"/>
+      </w:pPr>
+      <w:rPr>
+        <w:rFonts w:ascii="Courier New" w:hAnsi="Courier New" w:cs="Courier New" w:hint="default"/>
+      </w:rPr>
+    </w:lvl>
+    <w:lvl w:ilvl="2" w:tplc="40090005" w:tentative="1">
+      <w:start w:val="1"/>
+      <w:numFmt w:val="bullet"/>
+      <w:lvlText w:val=""/>
+      <w:lvlJc w:val="left"/>
+      <w:pPr>
+        <w:ind w:left="2520" w:hanging="360"/>
+      </w:pPr>
+      <w:rPr>
+        <w:rFonts w:ascii="Wingdings" w:hAnsi="Wingdings" w:hint="default"/>
+      </w:rPr>
+    </w:lvl>
+    <w:lvl w:ilvl="3" w:tplc="40090001" w:tentative="1">
+      <w:start w:val="1"/>
+      <w:numFmt w:val="bullet"/>
+      <w:lvlText w:val=""/>
+      <w:lvlJc w:val="left"/>
+      <w:pPr>
+        <w:ind w:left="3240" w:hanging="360"/>
+      </w:pPr>
+      <w:rPr>
+        <w:rFonts w:ascii="Symbol" w:hAnsi="Symbol" w:hint="default"/>
+      </w:rPr>
+    </w:lvl>
+    <w:lvl w:ilvl="4" w:tplc="40090003" w:tentative="1">
+      <w:start w:val="1"/>
+      <w:numFmt w:val="bullet"/>
+      <w:lvlText w:val="o"/>
+      <w:lvlJc w:val="left"/>
+      <w:pPr>
+        <w:ind w:left="3960" w:hanging="360"/>
+      </w:pPr>
+      <w:rPr>
+        <w:rFonts w:ascii="Courier New" w:hAnsi="Courier New" w:cs="Courier New" w:hint="default"/>
+      </w:rPr>
+    </w:lvl>
+    <w:lvl w:ilvl="5" w:tplc="40090005" w:tentative="1">
+      <w:start w:val="1"/>
+      <w:numFmt w:val="bullet"/>
+      <w:lvlText w:val=""/>
+      <w:lvlJc w:val="left"/>
+      <w:pPr>
+        <w:ind w:left="4680" w:hanging="360"/>
+      </w:pPr>
+      <w:rPr>
+        <w:rFonts w:ascii="Wingdings" w:hAnsi="Wingdings" w:hint="default"/>
+      </w:rPr>
+    </w:lvl>
+    <w:lvl w:ilvl="6" w:tplc="40090001" w:tentative="1">
+      <w:start w:val="1"/>
+      <w:numFmt w:val="bullet"/>
+      <w:lvlText w:val=""/>
+      <w:lvlJc w:val="left"/>
+      <w:pPr>
+        <w:ind w:left="5400" w:hanging="360"/>
+      </w:pPr>
+      <w:rPr>
+        <w:rFonts w:ascii="Symbol" w:hAnsi="Symbol" w:hint="default"/>
+      </w:rPr>
+    </w:lvl>
+    <w:lvl w:ilvl="7" w:tplc="40090003" w:tentative="1">
+      <w:start w:val="1"/>
+      <w:numFmt w:val="bullet"/>
+      <w:lvlText w:val="o"/>
+      <w:lvlJc w:val="left"/>
+      <w:pPr>
+        <w:ind w:left="6120" w:hanging="360"/>
+      </w:pPr>
+      <w:rPr>
+        <w:rFonts w:ascii="Courier New" w:hAnsi="Courier New" w:cs="Courier New" w:hint="default"/>
+      </w:rPr>
+    </w:lvl>
+    <w:lvl w:ilvl="8" w:tplc="40090005" w:tentative="1">
+      <w:start w:val="1"/>
+      <w:numFmt w:val="bullet"/>
+      <w:lvlText w:val=""/>
+      <w:lvlJc w:val="left"/>
+      <w:pPr>
+        <w:ind w:left="6840" w:hanging="360"/>
+      </w:pPr>
+      <w:rPr>
+        <w:rFonts w:ascii="Wingdings" w:hAnsi="Wingdings" w:hint="default"/>
+      </w:rPr>
+    </w:lvl>
+  </w:abstractNum>
+  <w:abstractNum w:abstractNumId="10" w15:restartNumberingAfterBreak="0">
     <w:nsid w:val="3FC946FD"/>
     <w:multiLevelType w:val="hybridMultilevel"/>
     <w:tmpl w:val="2DE8753E"/>
@@ -1737,8 +3796,1058 @@
       </w:pPr>
     </w:lvl>
   </w:abstractNum>
+  <w:abstractNum w:abstractNumId="11" w15:restartNumberingAfterBreak="0">
+    <w:nsid w:val="446E77FD"/>
+    <w:multiLevelType w:val="hybridMultilevel"/>
+    <w:tmpl w:val="FD5C697A"/>
+    <w:lvl w:ilvl="0" w:tplc="40090001">
+      <w:start w:val="1"/>
+      <w:numFmt w:val="bullet"/>
+      <w:lvlText w:val=""/>
+      <w:lvlJc w:val="left"/>
+      <w:pPr>
+        <w:ind w:left="720" w:hanging="360"/>
+      </w:pPr>
+      <w:rPr>
+        <w:rFonts w:ascii="Symbol" w:hAnsi="Symbol" w:hint="default"/>
+      </w:rPr>
+    </w:lvl>
+    <w:lvl w:ilvl="1" w:tplc="40090003" w:tentative="1">
+      <w:start w:val="1"/>
+      <w:numFmt w:val="bullet"/>
+      <w:lvlText w:val="o"/>
+      <w:lvlJc w:val="left"/>
+      <w:pPr>
+        <w:ind w:left="1440" w:hanging="360"/>
+      </w:pPr>
+      <w:rPr>
+        <w:rFonts w:ascii="Courier New" w:hAnsi="Courier New" w:cs="Courier New" w:hint="default"/>
+      </w:rPr>
+    </w:lvl>
+    <w:lvl w:ilvl="2" w:tplc="40090005" w:tentative="1">
+      <w:start w:val="1"/>
+      <w:numFmt w:val="bullet"/>
+      <w:lvlText w:val=""/>
+      <w:lvlJc w:val="left"/>
+      <w:pPr>
+        <w:ind w:left="2160" w:hanging="360"/>
+      </w:pPr>
+      <w:rPr>
+        <w:rFonts w:ascii="Wingdings" w:hAnsi="Wingdings" w:hint="default"/>
+      </w:rPr>
+    </w:lvl>
+    <w:lvl w:ilvl="3" w:tplc="40090001" w:tentative="1">
+      <w:start w:val="1"/>
+      <w:numFmt w:val="bullet"/>
+      <w:lvlText w:val=""/>
+      <w:lvlJc w:val="left"/>
+      <w:pPr>
+        <w:ind w:left="2880" w:hanging="360"/>
+      </w:pPr>
+      <w:rPr>
+        <w:rFonts w:ascii="Symbol" w:hAnsi="Symbol" w:hint="default"/>
+      </w:rPr>
+    </w:lvl>
+    <w:lvl w:ilvl="4" w:tplc="40090003" w:tentative="1">
+      <w:start w:val="1"/>
+      <w:numFmt w:val="bullet"/>
+      <w:lvlText w:val="o"/>
+      <w:lvlJc w:val="left"/>
+      <w:pPr>
+        <w:ind w:left="3600" w:hanging="360"/>
+      </w:pPr>
+      <w:rPr>
+        <w:rFonts w:ascii="Courier New" w:hAnsi="Courier New" w:cs="Courier New" w:hint="default"/>
+      </w:rPr>
+    </w:lvl>
+    <w:lvl w:ilvl="5" w:tplc="40090005" w:tentative="1">
+      <w:start w:val="1"/>
+      <w:numFmt w:val="bullet"/>
+      <w:lvlText w:val=""/>
+      <w:lvlJc w:val="left"/>
+      <w:pPr>
+        <w:ind w:left="4320" w:hanging="360"/>
+      </w:pPr>
+      <w:rPr>
+        <w:rFonts w:ascii="Wingdings" w:hAnsi="Wingdings" w:hint="default"/>
+      </w:rPr>
+    </w:lvl>
+    <w:lvl w:ilvl="6" w:tplc="40090001" w:tentative="1">
+      <w:start w:val="1"/>
+      <w:numFmt w:val="bullet"/>
+      <w:lvlText w:val=""/>
+      <w:lvlJc w:val="left"/>
+      <w:pPr>
+        <w:ind w:left="5040" w:hanging="360"/>
+      </w:pPr>
+      <w:rPr>
+        <w:rFonts w:ascii="Symbol" w:hAnsi="Symbol" w:hint="default"/>
+      </w:rPr>
+    </w:lvl>
+    <w:lvl w:ilvl="7" w:tplc="40090003" w:tentative="1">
+      <w:start w:val="1"/>
+      <w:numFmt w:val="bullet"/>
+      <w:lvlText w:val="o"/>
+      <w:lvlJc w:val="left"/>
+      <w:pPr>
+        <w:ind w:left="5760" w:hanging="360"/>
+      </w:pPr>
+      <w:rPr>
+        <w:rFonts w:ascii="Courier New" w:hAnsi="Courier New" w:cs="Courier New" w:hint="default"/>
+      </w:rPr>
+    </w:lvl>
+    <w:lvl w:ilvl="8" w:tplc="40090005" w:tentative="1">
+      <w:start w:val="1"/>
+      <w:numFmt w:val="bullet"/>
+      <w:lvlText w:val=""/>
+      <w:lvlJc w:val="left"/>
+      <w:pPr>
+        <w:ind w:left="6480" w:hanging="360"/>
+      </w:pPr>
+      <w:rPr>
+        <w:rFonts w:ascii="Wingdings" w:hAnsi="Wingdings" w:hint="default"/>
+      </w:rPr>
+    </w:lvl>
+  </w:abstractNum>
+  <w:abstractNum w:abstractNumId="12" w15:restartNumberingAfterBreak="0">
+    <w:nsid w:val="48D150BF"/>
+    <w:multiLevelType w:val="hybridMultilevel"/>
+    <w:tmpl w:val="2DE8753E"/>
+    <w:lvl w:ilvl="0" w:tplc="FFFFFFFF">
+      <w:start w:val="1"/>
+      <w:numFmt w:val="decimal"/>
+      <w:lvlText w:val="%1."/>
+      <w:lvlJc w:val="left"/>
+      <w:pPr>
+        <w:ind w:left="720" w:hanging="360"/>
+      </w:pPr>
+      <w:rPr>
+        <w:rFonts w:hint="default"/>
+      </w:rPr>
+    </w:lvl>
+    <w:lvl w:ilvl="1" w:tplc="FFFFFFFF" w:tentative="1">
+      <w:start w:val="1"/>
+      <w:numFmt w:val="lowerLetter"/>
+      <w:lvlText w:val="%2."/>
+      <w:lvlJc w:val="left"/>
+      <w:pPr>
+        <w:ind w:left="1440" w:hanging="360"/>
+      </w:pPr>
+    </w:lvl>
+    <w:lvl w:ilvl="2" w:tplc="FFFFFFFF" w:tentative="1">
+      <w:start w:val="1"/>
+      <w:numFmt w:val="lowerRoman"/>
+      <w:lvlText w:val="%3."/>
+      <w:lvlJc w:val="right"/>
+      <w:pPr>
+        <w:ind w:left="2160" w:hanging="180"/>
+      </w:pPr>
+    </w:lvl>
+    <w:lvl w:ilvl="3" w:tplc="FFFFFFFF" w:tentative="1">
+      <w:start w:val="1"/>
+      <w:numFmt w:val="decimal"/>
+      <w:lvlText w:val="%4."/>
+      <w:lvlJc w:val="left"/>
+      <w:pPr>
+        <w:ind w:left="2880" w:hanging="360"/>
+      </w:pPr>
+    </w:lvl>
+    <w:lvl w:ilvl="4" w:tplc="FFFFFFFF" w:tentative="1">
+      <w:start w:val="1"/>
+      <w:numFmt w:val="lowerLetter"/>
+      <w:lvlText w:val="%5."/>
+      <w:lvlJc w:val="left"/>
+      <w:pPr>
+        <w:ind w:left="3600" w:hanging="360"/>
+      </w:pPr>
+    </w:lvl>
+    <w:lvl w:ilvl="5" w:tplc="FFFFFFFF" w:tentative="1">
+      <w:start w:val="1"/>
+      <w:numFmt w:val="lowerRoman"/>
+      <w:lvlText w:val="%6."/>
+      <w:lvlJc w:val="right"/>
+      <w:pPr>
+        <w:ind w:left="4320" w:hanging="180"/>
+      </w:pPr>
+    </w:lvl>
+    <w:lvl w:ilvl="6" w:tplc="FFFFFFFF" w:tentative="1">
+      <w:start w:val="1"/>
+      <w:numFmt w:val="decimal"/>
+      <w:lvlText w:val="%7."/>
+      <w:lvlJc w:val="left"/>
+      <w:pPr>
+        <w:ind w:left="5040" w:hanging="360"/>
+      </w:pPr>
+    </w:lvl>
+    <w:lvl w:ilvl="7" w:tplc="FFFFFFFF" w:tentative="1">
+      <w:start w:val="1"/>
+      <w:numFmt w:val="lowerLetter"/>
+      <w:lvlText w:val="%8."/>
+      <w:lvlJc w:val="left"/>
+      <w:pPr>
+        <w:ind w:left="5760" w:hanging="360"/>
+      </w:pPr>
+    </w:lvl>
+    <w:lvl w:ilvl="8" w:tplc="FFFFFFFF" w:tentative="1">
+      <w:start w:val="1"/>
+      <w:numFmt w:val="lowerRoman"/>
+      <w:lvlText w:val="%9."/>
+      <w:lvlJc w:val="right"/>
+      <w:pPr>
+        <w:ind w:left="6480" w:hanging="180"/>
+      </w:pPr>
+    </w:lvl>
+  </w:abstractNum>
+  <w:abstractNum w:abstractNumId="13" w15:restartNumberingAfterBreak="0">
+    <w:nsid w:val="4E763D2B"/>
+    <w:multiLevelType w:val="hybridMultilevel"/>
+    <w:tmpl w:val="AFC48D9E"/>
+    <w:lvl w:ilvl="0" w:tplc="40090001">
+      <w:start w:val="1"/>
+      <w:numFmt w:val="bullet"/>
+      <w:lvlText w:val=""/>
+      <w:lvlJc w:val="left"/>
+      <w:pPr>
+        <w:ind w:left="720" w:hanging="360"/>
+      </w:pPr>
+      <w:rPr>
+        <w:rFonts w:ascii="Symbol" w:hAnsi="Symbol" w:hint="default"/>
+      </w:rPr>
+    </w:lvl>
+    <w:lvl w:ilvl="1" w:tplc="40090003" w:tentative="1">
+      <w:start w:val="1"/>
+      <w:numFmt w:val="bullet"/>
+      <w:lvlText w:val="o"/>
+      <w:lvlJc w:val="left"/>
+      <w:pPr>
+        <w:ind w:left="1440" w:hanging="360"/>
+      </w:pPr>
+      <w:rPr>
+        <w:rFonts w:ascii="Courier New" w:hAnsi="Courier New" w:cs="Courier New" w:hint="default"/>
+      </w:rPr>
+    </w:lvl>
+    <w:lvl w:ilvl="2" w:tplc="40090005" w:tentative="1">
+      <w:start w:val="1"/>
+      <w:numFmt w:val="bullet"/>
+      <w:lvlText w:val=""/>
+      <w:lvlJc w:val="left"/>
+      <w:pPr>
+        <w:ind w:left="2160" w:hanging="360"/>
+      </w:pPr>
+      <w:rPr>
+        <w:rFonts w:ascii="Wingdings" w:hAnsi="Wingdings" w:hint="default"/>
+      </w:rPr>
+    </w:lvl>
+    <w:lvl w:ilvl="3" w:tplc="40090001" w:tentative="1">
+      <w:start w:val="1"/>
+      <w:numFmt w:val="bullet"/>
+      <w:lvlText w:val=""/>
+      <w:lvlJc w:val="left"/>
+      <w:pPr>
+        <w:ind w:left="2880" w:hanging="360"/>
+      </w:pPr>
+      <w:rPr>
+        <w:rFonts w:ascii="Symbol" w:hAnsi="Symbol" w:hint="default"/>
+      </w:rPr>
+    </w:lvl>
+    <w:lvl w:ilvl="4" w:tplc="40090003" w:tentative="1">
+      <w:start w:val="1"/>
+      <w:numFmt w:val="bullet"/>
+      <w:lvlText w:val="o"/>
+      <w:lvlJc w:val="left"/>
+      <w:pPr>
+        <w:ind w:left="3600" w:hanging="360"/>
+      </w:pPr>
+      <w:rPr>
+        <w:rFonts w:ascii="Courier New" w:hAnsi="Courier New" w:cs="Courier New" w:hint="default"/>
+      </w:rPr>
+    </w:lvl>
+    <w:lvl w:ilvl="5" w:tplc="40090005" w:tentative="1">
+      <w:start w:val="1"/>
+      <w:numFmt w:val="bullet"/>
+      <w:lvlText w:val=""/>
+      <w:lvlJc w:val="left"/>
+      <w:pPr>
+        <w:ind w:left="4320" w:hanging="360"/>
+      </w:pPr>
+      <w:rPr>
+        <w:rFonts w:ascii="Wingdings" w:hAnsi="Wingdings" w:hint="default"/>
+      </w:rPr>
+    </w:lvl>
+    <w:lvl w:ilvl="6" w:tplc="40090001" w:tentative="1">
+      <w:start w:val="1"/>
+      <w:numFmt w:val="bullet"/>
+      <w:lvlText w:val=""/>
+      <w:lvlJc w:val="left"/>
+      <w:pPr>
+        <w:ind w:left="5040" w:hanging="360"/>
+      </w:pPr>
+      <w:rPr>
+        <w:rFonts w:ascii="Symbol" w:hAnsi="Symbol" w:hint="default"/>
+      </w:rPr>
+    </w:lvl>
+    <w:lvl w:ilvl="7" w:tplc="40090003" w:tentative="1">
+      <w:start w:val="1"/>
+      <w:numFmt w:val="bullet"/>
+      <w:lvlText w:val="o"/>
+      <w:lvlJc w:val="left"/>
+      <w:pPr>
+        <w:ind w:left="5760" w:hanging="360"/>
+      </w:pPr>
+      <w:rPr>
+        <w:rFonts w:ascii="Courier New" w:hAnsi="Courier New" w:cs="Courier New" w:hint="default"/>
+      </w:rPr>
+    </w:lvl>
+    <w:lvl w:ilvl="8" w:tplc="40090005" w:tentative="1">
+      <w:start w:val="1"/>
+      <w:numFmt w:val="bullet"/>
+      <w:lvlText w:val=""/>
+      <w:lvlJc w:val="left"/>
+      <w:pPr>
+        <w:ind w:left="6480" w:hanging="360"/>
+      </w:pPr>
+      <w:rPr>
+        <w:rFonts w:ascii="Wingdings" w:hAnsi="Wingdings" w:hint="default"/>
+      </w:rPr>
+    </w:lvl>
+  </w:abstractNum>
+  <w:abstractNum w:abstractNumId="14" w15:restartNumberingAfterBreak="0">
+    <w:nsid w:val="65A24A85"/>
+    <w:multiLevelType w:val="hybridMultilevel"/>
+    <w:tmpl w:val="142C2F94"/>
+    <w:lvl w:ilvl="0" w:tplc="40090001">
+      <w:start w:val="1"/>
+      <w:numFmt w:val="bullet"/>
+      <w:lvlText w:val=""/>
+      <w:lvlJc w:val="left"/>
+      <w:pPr>
+        <w:ind w:left="720" w:hanging="360"/>
+      </w:pPr>
+      <w:rPr>
+        <w:rFonts w:ascii="Symbol" w:hAnsi="Symbol" w:hint="default"/>
+      </w:rPr>
+    </w:lvl>
+    <w:lvl w:ilvl="1" w:tplc="40090003" w:tentative="1">
+      <w:start w:val="1"/>
+      <w:numFmt w:val="bullet"/>
+      <w:lvlText w:val="o"/>
+      <w:lvlJc w:val="left"/>
+      <w:pPr>
+        <w:ind w:left="1440" w:hanging="360"/>
+      </w:pPr>
+      <w:rPr>
+        <w:rFonts w:ascii="Courier New" w:hAnsi="Courier New" w:cs="Courier New" w:hint="default"/>
+      </w:rPr>
+    </w:lvl>
+    <w:lvl w:ilvl="2" w:tplc="40090005" w:tentative="1">
+      <w:start w:val="1"/>
+      <w:numFmt w:val="bullet"/>
+      <w:lvlText w:val=""/>
+      <w:lvlJc w:val="left"/>
+      <w:pPr>
+        <w:ind w:left="2160" w:hanging="360"/>
+      </w:pPr>
+      <w:rPr>
+        <w:rFonts w:ascii="Wingdings" w:hAnsi="Wingdings" w:hint="default"/>
+      </w:rPr>
+    </w:lvl>
+    <w:lvl w:ilvl="3" w:tplc="40090001" w:tentative="1">
+      <w:start w:val="1"/>
+      <w:numFmt w:val="bullet"/>
+      <w:lvlText w:val=""/>
+      <w:lvlJc w:val="left"/>
+      <w:pPr>
+        <w:ind w:left="2880" w:hanging="360"/>
+      </w:pPr>
+      <w:rPr>
+        <w:rFonts w:ascii="Symbol" w:hAnsi="Symbol" w:hint="default"/>
+      </w:rPr>
+    </w:lvl>
+    <w:lvl w:ilvl="4" w:tplc="40090003" w:tentative="1">
+      <w:start w:val="1"/>
+      <w:numFmt w:val="bullet"/>
+      <w:lvlText w:val="o"/>
+      <w:lvlJc w:val="left"/>
+      <w:pPr>
+        <w:ind w:left="3600" w:hanging="360"/>
+      </w:pPr>
+      <w:rPr>
+        <w:rFonts w:ascii="Courier New" w:hAnsi="Courier New" w:cs="Courier New" w:hint="default"/>
+      </w:rPr>
+    </w:lvl>
+    <w:lvl w:ilvl="5" w:tplc="40090005" w:tentative="1">
+      <w:start w:val="1"/>
+      <w:numFmt w:val="bullet"/>
+      <w:lvlText w:val=""/>
+      <w:lvlJc w:val="left"/>
+      <w:pPr>
+        <w:ind w:left="4320" w:hanging="360"/>
+      </w:pPr>
+      <w:rPr>
+        <w:rFonts w:ascii="Wingdings" w:hAnsi="Wingdings" w:hint="default"/>
+      </w:rPr>
+    </w:lvl>
+    <w:lvl w:ilvl="6" w:tplc="40090001" w:tentative="1">
+      <w:start w:val="1"/>
+      <w:numFmt w:val="bullet"/>
+      <w:lvlText w:val=""/>
+      <w:lvlJc w:val="left"/>
+      <w:pPr>
+        <w:ind w:left="5040" w:hanging="360"/>
+      </w:pPr>
+      <w:rPr>
+        <w:rFonts w:ascii="Symbol" w:hAnsi="Symbol" w:hint="default"/>
+      </w:rPr>
+    </w:lvl>
+    <w:lvl w:ilvl="7" w:tplc="40090003" w:tentative="1">
+      <w:start w:val="1"/>
+      <w:numFmt w:val="bullet"/>
+      <w:lvlText w:val="o"/>
+      <w:lvlJc w:val="left"/>
+      <w:pPr>
+        <w:ind w:left="5760" w:hanging="360"/>
+      </w:pPr>
+      <w:rPr>
+        <w:rFonts w:ascii="Courier New" w:hAnsi="Courier New" w:cs="Courier New" w:hint="default"/>
+      </w:rPr>
+    </w:lvl>
+    <w:lvl w:ilvl="8" w:tplc="40090005" w:tentative="1">
+      <w:start w:val="1"/>
+      <w:numFmt w:val="bullet"/>
+      <w:lvlText w:val=""/>
+      <w:lvlJc w:val="left"/>
+      <w:pPr>
+        <w:ind w:left="6480" w:hanging="360"/>
+      </w:pPr>
+      <w:rPr>
+        <w:rFonts w:ascii="Wingdings" w:hAnsi="Wingdings" w:hint="default"/>
+      </w:rPr>
+    </w:lvl>
+  </w:abstractNum>
+  <w:abstractNum w:abstractNumId="15" w15:restartNumberingAfterBreak="0">
+    <w:nsid w:val="6A545810"/>
+    <w:multiLevelType w:val="hybridMultilevel"/>
+    <w:tmpl w:val="A5264BEA"/>
+    <w:lvl w:ilvl="0" w:tplc="40090001">
+      <w:start w:val="1"/>
+      <w:numFmt w:val="bullet"/>
+      <w:lvlText w:val=""/>
+      <w:lvlJc w:val="left"/>
+      <w:pPr>
+        <w:ind w:left="720" w:hanging="360"/>
+      </w:pPr>
+      <w:rPr>
+        <w:rFonts w:ascii="Symbol" w:hAnsi="Symbol" w:hint="default"/>
+      </w:rPr>
+    </w:lvl>
+    <w:lvl w:ilvl="1" w:tplc="40090003" w:tentative="1">
+      <w:start w:val="1"/>
+      <w:numFmt w:val="bullet"/>
+      <w:lvlText w:val="o"/>
+      <w:lvlJc w:val="left"/>
+      <w:pPr>
+        <w:ind w:left="1440" w:hanging="360"/>
+      </w:pPr>
+      <w:rPr>
+        <w:rFonts w:ascii="Courier New" w:hAnsi="Courier New" w:cs="Courier New" w:hint="default"/>
+      </w:rPr>
+    </w:lvl>
+    <w:lvl w:ilvl="2" w:tplc="40090005" w:tentative="1">
+      <w:start w:val="1"/>
+      <w:numFmt w:val="bullet"/>
+      <w:lvlText w:val=""/>
+      <w:lvlJc w:val="left"/>
+      <w:pPr>
+        <w:ind w:left="2160" w:hanging="360"/>
+      </w:pPr>
+      <w:rPr>
+        <w:rFonts w:ascii="Wingdings" w:hAnsi="Wingdings" w:hint="default"/>
+      </w:rPr>
+    </w:lvl>
+    <w:lvl w:ilvl="3" w:tplc="40090001" w:tentative="1">
+      <w:start w:val="1"/>
+      <w:numFmt w:val="bullet"/>
+      <w:lvlText w:val=""/>
+      <w:lvlJc w:val="left"/>
+      <w:pPr>
+        <w:ind w:left="2880" w:hanging="360"/>
+      </w:pPr>
+      <w:rPr>
+        <w:rFonts w:ascii="Symbol" w:hAnsi="Symbol" w:hint="default"/>
+      </w:rPr>
+    </w:lvl>
+    <w:lvl w:ilvl="4" w:tplc="40090003" w:tentative="1">
+      <w:start w:val="1"/>
+      <w:numFmt w:val="bullet"/>
+      <w:lvlText w:val="o"/>
+      <w:lvlJc w:val="left"/>
+      <w:pPr>
+        <w:ind w:left="3600" w:hanging="360"/>
+      </w:pPr>
+      <w:rPr>
+        <w:rFonts w:ascii="Courier New" w:hAnsi="Courier New" w:cs="Courier New" w:hint="default"/>
+      </w:rPr>
+    </w:lvl>
+    <w:lvl w:ilvl="5" w:tplc="40090005" w:tentative="1">
+      <w:start w:val="1"/>
+      <w:numFmt w:val="bullet"/>
+      <w:lvlText w:val=""/>
+      <w:lvlJc w:val="left"/>
+      <w:pPr>
+        <w:ind w:left="4320" w:hanging="360"/>
+      </w:pPr>
+      <w:rPr>
+        <w:rFonts w:ascii="Wingdings" w:hAnsi="Wingdings" w:hint="default"/>
+      </w:rPr>
+    </w:lvl>
+    <w:lvl w:ilvl="6" w:tplc="40090001" w:tentative="1">
+      <w:start w:val="1"/>
+      <w:numFmt w:val="bullet"/>
+      <w:lvlText w:val=""/>
+      <w:lvlJc w:val="left"/>
+      <w:pPr>
+        <w:ind w:left="5040" w:hanging="360"/>
+      </w:pPr>
+      <w:rPr>
+        <w:rFonts w:ascii="Symbol" w:hAnsi="Symbol" w:hint="default"/>
+      </w:rPr>
+    </w:lvl>
+    <w:lvl w:ilvl="7" w:tplc="40090003" w:tentative="1">
+      <w:start w:val="1"/>
+      <w:numFmt w:val="bullet"/>
+      <w:lvlText w:val="o"/>
+      <w:lvlJc w:val="left"/>
+      <w:pPr>
+        <w:ind w:left="5760" w:hanging="360"/>
+      </w:pPr>
+      <w:rPr>
+        <w:rFonts w:ascii="Courier New" w:hAnsi="Courier New" w:cs="Courier New" w:hint="default"/>
+      </w:rPr>
+    </w:lvl>
+    <w:lvl w:ilvl="8" w:tplc="40090005" w:tentative="1">
+      <w:start w:val="1"/>
+      <w:numFmt w:val="bullet"/>
+      <w:lvlText w:val=""/>
+      <w:lvlJc w:val="left"/>
+      <w:pPr>
+        <w:ind w:left="6480" w:hanging="360"/>
+      </w:pPr>
+      <w:rPr>
+        <w:rFonts w:ascii="Wingdings" w:hAnsi="Wingdings" w:hint="default"/>
+      </w:rPr>
+    </w:lvl>
+  </w:abstractNum>
+  <w:abstractNum w:abstractNumId="16" w15:restartNumberingAfterBreak="0">
+    <w:nsid w:val="6D855A9A"/>
+    <w:multiLevelType w:val="hybridMultilevel"/>
+    <w:tmpl w:val="3594B4F2"/>
+    <w:lvl w:ilvl="0" w:tplc="4009000B">
+      <w:start w:val="1"/>
+      <w:numFmt w:val="bullet"/>
+      <w:lvlText w:val=""/>
+      <w:lvlJc w:val="left"/>
+      <w:pPr>
+        <w:ind w:left="1080" w:hanging="360"/>
+      </w:pPr>
+      <w:rPr>
+        <w:rFonts w:ascii="Wingdings" w:hAnsi="Wingdings" w:hint="default"/>
+      </w:rPr>
+    </w:lvl>
+    <w:lvl w:ilvl="1" w:tplc="40090003" w:tentative="1">
+      <w:start w:val="1"/>
+      <w:numFmt w:val="bullet"/>
+      <w:lvlText w:val="o"/>
+      <w:lvlJc w:val="left"/>
+      <w:pPr>
+        <w:ind w:left="1800" w:hanging="360"/>
+      </w:pPr>
+      <w:rPr>
+        <w:rFonts w:ascii="Courier New" w:hAnsi="Courier New" w:cs="Courier New" w:hint="default"/>
+      </w:rPr>
+    </w:lvl>
+    <w:lvl w:ilvl="2" w:tplc="40090005" w:tentative="1">
+      <w:start w:val="1"/>
+      <w:numFmt w:val="bullet"/>
+      <w:lvlText w:val=""/>
+      <w:lvlJc w:val="left"/>
+      <w:pPr>
+        <w:ind w:left="2520" w:hanging="360"/>
+      </w:pPr>
+      <w:rPr>
+        <w:rFonts w:ascii="Wingdings" w:hAnsi="Wingdings" w:hint="default"/>
+      </w:rPr>
+    </w:lvl>
+    <w:lvl w:ilvl="3" w:tplc="40090001" w:tentative="1">
+      <w:start w:val="1"/>
+      <w:numFmt w:val="bullet"/>
+      <w:lvlText w:val=""/>
+      <w:lvlJc w:val="left"/>
+      <w:pPr>
+        <w:ind w:left="3240" w:hanging="360"/>
+      </w:pPr>
+      <w:rPr>
+        <w:rFonts w:ascii="Symbol" w:hAnsi="Symbol" w:hint="default"/>
+      </w:rPr>
+    </w:lvl>
+    <w:lvl w:ilvl="4" w:tplc="40090003" w:tentative="1">
+      <w:start w:val="1"/>
+      <w:numFmt w:val="bullet"/>
+      <w:lvlText w:val="o"/>
+      <w:lvlJc w:val="left"/>
+      <w:pPr>
+        <w:ind w:left="3960" w:hanging="360"/>
+      </w:pPr>
+      <w:rPr>
+        <w:rFonts w:ascii="Courier New" w:hAnsi="Courier New" w:cs="Courier New" w:hint="default"/>
+      </w:rPr>
+    </w:lvl>
+    <w:lvl w:ilvl="5" w:tplc="40090005" w:tentative="1">
+      <w:start w:val="1"/>
+      <w:numFmt w:val="bullet"/>
+      <w:lvlText w:val=""/>
+      <w:lvlJc w:val="left"/>
+      <w:pPr>
+        <w:ind w:left="4680" w:hanging="360"/>
+      </w:pPr>
+      <w:rPr>
+        <w:rFonts w:ascii="Wingdings" w:hAnsi="Wingdings" w:hint="default"/>
+      </w:rPr>
+    </w:lvl>
+    <w:lvl w:ilvl="6" w:tplc="40090001" w:tentative="1">
+      <w:start w:val="1"/>
+      <w:numFmt w:val="bullet"/>
+      <w:lvlText w:val=""/>
+      <w:lvlJc w:val="left"/>
+      <w:pPr>
+        <w:ind w:left="5400" w:hanging="360"/>
+      </w:pPr>
+      <w:rPr>
+        <w:rFonts w:ascii="Symbol" w:hAnsi="Symbol" w:hint="default"/>
+      </w:rPr>
+    </w:lvl>
+    <w:lvl w:ilvl="7" w:tplc="40090003" w:tentative="1">
+      <w:start w:val="1"/>
+      <w:numFmt w:val="bullet"/>
+      <w:lvlText w:val="o"/>
+      <w:lvlJc w:val="left"/>
+      <w:pPr>
+        <w:ind w:left="6120" w:hanging="360"/>
+      </w:pPr>
+      <w:rPr>
+        <w:rFonts w:ascii="Courier New" w:hAnsi="Courier New" w:cs="Courier New" w:hint="default"/>
+      </w:rPr>
+    </w:lvl>
+    <w:lvl w:ilvl="8" w:tplc="40090005" w:tentative="1">
+      <w:start w:val="1"/>
+      <w:numFmt w:val="bullet"/>
+      <w:lvlText w:val=""/>
+      <w:lvlJc w:val="left"/>
+      <w:pPr>
+        <w:ind w:left="6840" w:hanging="360"/>
+      </w:pPr>
+      <w:rPr>
+        <w:rFonts w:ascii="Wingdings" w:hAnsi="Wingdings" w:hint="default"/>
+      </w:rPr>
+    </w:lvl>
+  </w:abstractNum>
+  <w:abstractNum w:abstractNumId="17" w15:restartNumberingAfterBreak="0">
+    <w:nsid w:val="710219D9"/>
+    <w:multiLevelType w:val="hybridMultilevel"/>
+    <w:tmpl w:val="9110B4F2"/>
+    <w:lvl w:ilvl="0" w:tplc="4009000B">
+      <w:start w:val="1"/>
+      <w:numFmt w:val="bullet"/>
+      <w:lvlText w:val=""/>
+      <w:lvlJc w:val="left"/>
+      <w:pPr>
+        <w:ind w:left="1080" w:hanging="360"/>
+      </w:pPr>
+      <w:rPr>
+        <w:rFonts w:ascii="Wingdings" w:hAnsi="Wingdings" w:hint="default"/>
+      </w:rPr>
+    </w:lvl>
+    <w:lvl w:ilvl="1" w:tplc="40090003" w:tentative="1">
+      <w:start w:val="1"/>
+      <w:numFmt w:val="bullet"/>
+      <w:lvlText w:val="o"/>
+      <w:lvlJc w:val="left"/>
+      <w:pPr>
+        <w:ind w:left="1800" w:hanging="360"/>
+      </w:pPr>
+      <w:rPr>
+        <w:rFonts w:ascii="Courier New" w:hAnsi="Courier New" w:cs="Courier New" w:hint="default"/>
+      </w:rPr>
+    </w:lvl>
+    <w:lvl w:ilvl="2" w:tplc="40090005" w:tentative="1">
+      <w:start w:val="1"/>
+      <w:numFmt w:val="bullet"/>
+      <w:lvlText w:val=""/>
+      <w:lvlJc w:val="left"/>
+      <w:pPr>
+        <w:ind w:left="2520" w:hanging="360"/>
+      </w:pPr>
+      <w:rPr>
+        <w:rFonts w:ascii="Wingdings" w:hAnsi="Wingdings" w:hint="default"/>
+      </w:rPr>
+    </w:lvl>
+    <w:lvl w:ilvl="3" w:tplc="40090001" w:tentative="1">
+      <w:start w:val="1"/>
+      <w:numFmt w:val="bullet"/>
+      <w:lvlText w:val=""/>
+      <w:lvlJc w:val="left"/>
+      <w:pPr>
+        <w:ind w:left="3240" w:hanging="360"/>
+      </w:pPr>
+      <w:rPr>
+        <w:rFonts w:ascii="Symbol" w:hAnsi="Symbol" w:hint="default"/>
+      </w:rPr>
+    </w:lvl>
+    <w:lvl w:ilvl="4" w:tplc="40090003" w:tentative="1">
+      <w:start w:val="1"/>
+      <w:numFmt w:val="bullet"/>
+      <w:lvlText w:val="o"/>
+      <w:lvlJc w:val="left"/>
+      <w:pPr>
+        <w:ind w:left="3960" w:hanging="360"/>
+      </w:pPr>
+      <w:rPr>
+        <w:rFonts w:ascii="Courier New" w:hAnsi="Courier New" w:cs="Courier New" w:hint="default"/>
+      </w:rPr>
+    </w:lvl>
+    <w:lvl w:ilvl="5" w:tplc="40090005" w:tentative="1">
+      <w:start w:val="1"/>
+      <w:numFmt w:val="bullet"/>
+      <w:lvlText w:val=""/>
+      <w:lvlJc w:val="left"/>
+      <w:pPr>
+        <w:ind w:left="4680" w:hanging="360"/>
+      </w:pPr>
+      <w:rPr>
+        <w:rFonts w:ascii="Wingdings" w:hAnsi="Wingdings" w:hint="default"/>
+      </w:rPr>
+    </w:lvl>
+    <w:lvl w:ilvl="6" w:tplc="40090001" w:tentative="1">
+      <w:start w:val="1"/>
+      <w:numFmt w:val="bullet"/>
+      <w:lvlText w:val=""/>
+      <w:lvlJc w:val="left"/>
+      <w:pPr>
+        <w:ind w:left="5400" w:hanging="360"/>
+      </w:pPr>
+      <w:rPr>
+        <w:rFonts w:ascii="Symbol" w:hAnsi="Symbol" w:hint="default"/>
+      </w:rPr>
+    </w:lvl>
+    <w:lvl w:ilvl="7" w:tplc="40090003" w:tentative="1">
+      <w:start w:val="1"/>
+      <w:numFmt w:val="bullet"/>
+      <w:lvlText w:val="o"/>
+      <w:lvlJc w:val="left"/>
+      <w:pPr>
+        <w:ind w:left="6120" w:hanging="360"/>
+      </w:pPr>
+      <w:rPr>
+        <w:rFonts w:ascii="Courier New" w:hAnsi="Courier New" w:cs="Courier New" w:hint="default"/>
+      </w:rPr>
+    </w:lvl>
+    <w:lvl w:ilvl="8" w:tplc="40090005" w:tentative="1">
+      <w:start w:val="1"/>
+      <w:numFmt w:val="bullet"/>
+      <w:lvlText w:val=""/>
+      <w:lvlJc w:val="left"/>
+      <w:pPr>
+        <w:ind w:left="6840" w:hanging="360"/>
+      </w:pPr>
+      <w:rPr>
+        <w:rFonts w:ascii="Wingdings" w:hAnsi="Wingdings" w:hint="default"/>
+      </w:rPr>
+    </w:lvl>
+  </w:abstractNum>
+  <w:abstractNum w:abstractNumId="18" w15:restartNumberingAfterBreak="0">
+    <w:nsid w:val="769C07FE"/>
+    <w:multiLevelType w:val="hybridMultilevel"/>
+    <w:tmpl w:val="A0765438"/>
+    <w:lvl w:ilvl="0" w:tplc="4009000B">
+      <w:start w:val="1"/>
+      <w:numFmt w:val="bullet"/>
+      <w:lvlText w:val=""/>
+      <w:lvlJc w:val="left"/>
+      <w:pPr>
+        <w:ind w:left="1080" w:hanging="360"/>
+      </w:pPr>
+      <w:rPr>
+        <w:rFonts w:ascii="Wingdings" w:hAnsi="Wingdings" w:hint="default"/>
+      </w:rPr>
+    </w:lvl>
+    <w:lvl w:ilvl="1" w:tplc="40090003" w:tentative="1">
+      <w:start w:val="1"/>
+      <w:numFmt w:val="bullet"/>
+      <w:lvlText w:val="o"/>
+      <w:lvlJc w:val="left"/>
+      <w:pPr>
+        <w:ind w:left="1800" w:hanging="360"/>
+      </w:pPr>
+      <w:rPr>
+        <w:rFonts w:ascii="Courier New" w:hAnsi="Courier New" w:cs="Courier New" w:hint="default"/>
+      </w:rPr>
+    </w:lvl>
+    <w:lvl w:ilvl="2" w:tplc="40090005" w:tentative="1">
+      <w:start w:val="1"/>
+      <w:numFmt w:val="bullet"/>
+      <w:lvlText w:val=""/>
+      <w:lvlJc w:val="left"/>
+      <w:pPr>
+        <w:ind w:left="2520" w:hanging="360"/>
+      </w:pPr>
+      <w:rPr>
+        <w:rFonts w:ascii="Wingdings" w:hAnsi="Wingdings" w:hint="default"/>
+      </w:rPr>
+    </w:lvl>
+    <w:lvl w:ilvl="3" w:tplc="40090001" w:tentative="1">
+      <w:start w:val="1"/>
+      <w:numFmt w:val="bullet"/>
+      <w:lvlText w:val=""/>
+      <w:lvlJc w:val="left"/>
+      <w:pPr>
+        <w:ind w:left="3240" w:hanging="360"/>
+      </w:pPr>
+      <w:rPr>
+        <w:rFonts w:ascii="Symbol" w:hAnsi="Symbol" w:hint="default"/>
+      </w:rPr>
+    </w:lvl>
+    <w:lvl w:ilvl="4" w:tplc="40090003" w:tentative="1">
+      <w:start w:val="1"/>
+      <w:numFmt w:val="bullet"/>
+      <w:lvlText w:val="o"/>
+      <w:lvlJc w:val="left"/>
+      <w:pPr>
+        <w:ind w:left="3960" w:hanging="360"/>
+      </w:pPr>
+      <w:rPr>
+        <w:rFonts w:ascii="Courier New" w:hAnsi="Courier New" w:cs="Courier New" w:hint="default"/>
+      </w:rPr>
+    </w:lvl>
+    <w:lvl w:ilvl="5" w:tplc="40090005" w:tentative="1">
+      <w:start w:val="1"/>
+      <w:numFmt w:val="bullet"/>
+      <w:lvlText w:val=""/>
+      <w:lvlJc w:val="left"/>
+      <w:pPr>
+        <w:ind w:left="4680" w:hanging="360"/>
+      </w:pPr>
+      <w:rPr>
+        <w:rFonts w:ascii="Wingdings" w:hAnsi="Wingdings" w:hint="default"/>
+      </w:rPr>
+    </w:lvl>
+    <w:lvl w:ilvl="6" w:tplc="40090001" w:tentative="1">
+      <w:start w:val="1"/>
+      <w:numFmt w:val="bullet"/>
+      <w:lvlText w:val=""/>
+      <w:lvlJc w:val="left"/>
+      <w:pPr>
+        <w:ind w:left="5400" w:hanging="360"/>
+      </w:pPr>
+      <w:rPr>
+        <w:rFonts w:ascii="Symbol" w:hAnsi="Symbol" w:hint="default"/>
+      </w:rPr>
+    </w:lvl>
+    <w:lvl w:ilvl="7" w:tplc="40090003" w:tentative="1">
+      <w:start w:val="1"/>
+      <w:numFmt w:val="bullet"/>
+      <w:lvlText w:val="o"/>
+      <w:lvlJc w:val="left"/>
+      <w:pPr>
+        <w:ind w:left="6120" w:hanging="360"/>
+      </w:pPr>
+      <w:rPr>
+        <w:rFonts w:ascii="Courier New" w:hAnsi="Courier New" w:cs="Courier New" w:hint="default"/>
+      </w:rPr>
+    </w:lvl>
+    <w:lvl w:ilvl="8" w:tplc="40090005" w:tentative="1">
+      <w:start w:val="1"/>
+      <w:numFmt w:val="bullet"/>
+      <w:lvlText w:val=""/>
+      <w:lvlJc w:val="left"/>
+      <w:pPr>
+        <w:ind w:left="6840" w:hanging="360"/>
+      </w:pPr>
+      <w:rPr>
+        <w:rFonts w:ascii="Wingdings" w:hAnsi="Wingdings" w:hint="default"/>
+      </w:rPr>
+    </w:lvl>
+  </w:abstractNum>
+  <w:abstractNum w:abstractNumId="19" w15:restartNumberingAfterBreak="0">
+    <w:nsid w:val="7DFB5084"/>
+    <w:multiLevelType w:val="hybridMultilevel"/>
+    <w:tmpl w:val="309C1900"/>
+    <w:lvl w:ilvl="0" w:tplc="4009000B">
+      <w:start w:val="1"/>
+      <w:numFmt w:val="bullet"/>
+      <w:lvlText w:val=""/>
+      <w:lvlJc w:val="left"/>
+      <w:pPr>
+        <w:ind w:left="1440" w:hanging="360"/>
+      </w:pPr>
+      <w:rPr>
+        <w:rFonts w:ascii="Wingdings" w:hAnsi="Wingdings" w:hint="default"/>
+      </w:rPr>
+    </w:lvl>
+    <w:lvl w:ilvl="1" w:tplc="40090003" w:tentative="1">
+      <w:start w:val="1"/>
+      <w:numFmt w:val="bullet"/>
+      <w:lvlText w:val="o"/>
+      <w:lvlJc w:val="left"/>
+      <w:pPr>
+        <w:ind w:left="2160" w:hanging="360"/>
+      </w:pPr>
+      <w:rPr>
+        <w:rFonts w:ascii="Courier New" w:hAnsi="Courier New" w:cs="Courier New" w:hint="default"/>
+      </w:rPr>
+    </w:lvl>
+    <w:lvl w:ilvl="2" w:tplc="40090005" w:tentative="1">
+      <w:start w:val="1"/>
+      <w:numFmt w:val="bullet"/>
+      <w:lvlText w:val=""/>
+      <w:lvlJc w:val="left"/>
+      <w:pPr>
+        <w:ind w:left="2880" w:hanging="360"/>
+      </w:pPr>
+      <w:rPr>
+        <w:rFonts w:ascii="Wingdings" w:hAnsi="Wingdings" w:hint="default"/>
+      </w:rPr>
+    </w:lvl>
+    <w:lvl w:ilvl="3" w:tplc="40090001" w:tentative="1">
+      <w:start w:val="1"/>
+      <w:numFmt w:val="bullet"/>
+      <w:lvlText w:val=""/>
+      <w:lvlJc w:val="left"/>
+      <w:pPr>
+        <w:ind w:left="3600" w:hanging="360"/>
+      </w:pPr>
+      <w:rPr>
+        <w:rFonts w:ascii="Symbol" w:hAnsi="Symbol" w:hint="default"/>
+      </w:rPr>
+    </w:lvl>
+    <w:lvl w:ilvl="4" w:tplc="40090003" w:tentative="1">
+      <w:start w:val="1"/>
+      <w:numFmt w:val="bullet"/>
+      <w:lvlText w:val="o"/>
+      <w:lvlJc w:val="left"/>
+      <w:pPr>
+        <w:ind w:left="4320" w:hanging="360"/>
+      </w:pPr>
+      <w:rPr>
+        <w:rFonts w:ascii="Courier New" w:hAnsi="Courier New" w:cs="Courier New" w:hint="default"/>
+      </w:rPr>
+    </w:lvl>
+    <w:lvl w:ilvl="5" w:tplc="40090005" w:tentative="1">
+      <w:start w:val="1"/>
+      <w:numFmt w:val="bullet"/>
+      <w:lvlText w:val=""/>
+      <w:lvlJc w:val="left"/>
+      <w:pPr>
+        <w:ind w:left="5040" w:hanging="360"/>
+      </w:pPr>
+      <w:rPr>
+        <w:rFonts w:ascii="Wingdings" w:hAnsi="Wingdings" w:hint="default"/>
+      </w:rPr>
+    </w:lvl>
+    <w:lvl w:ilvl="6" w:tplc="40090001" w:tentative="1">
+      <w:start w:val="1"/>
+      <w:numFmt w:val="bullet"/>
+      <w:lvlText w:val=""/>
+      <w:lvlJc w:val="left"/>
+      <w:pPr>
+        <w:ind w:left="5760" w:hanging="360"/>
+      </w:pPr>
+      <w:rPr>
+        <w:rFonts w:ascii="Symbol" w:hAnsi="Symbol" w:hint="default"/>
+      </w:rPr>
+    </w:lvl>
+    <w:lvl w:ilvl="7" w:tplc="40090003" w:tentative="1">
+      <w:start w:val="1"/>
+      <w:numFmt w:val="bullet"/>
+      <w:lvlText w:val="o"/>
+      <w:lvlJc w:val="left"/>
+      <w:pPr>
+        <w:ind w:left="6480" w:hanging="360"/>
+      </w:pPr>
+      <w:rPr>
+        <w:rFonts w:ascii="Courier New" w:hAnsi="Courier New" w:cs="Courier New" w:hint="default"/>
+      </w:rPr>
+    </w:lvl>
+    <w:lvl w:ilvl="8" w:tplc="40090005" w:tentative="1">
+      <w:start w:val="1"/>
+      <w:numFmt w:val="bullet"/>
+      <w:lvlText w:val=""/>
+      <w:lvlJc w:val="left"/>
+      <w:pPr>
+        <w:ind w:left="7200" w:hanging="360"/>
+      </w:pPr>
+      <w:rPr>
+        <w:rFonts w:ascii="Wingdings" w:hAnsi="Wingdings" w:hint="default"/>
+      </w:rPr>
+    </w:lvl>
+  </w:abstractNum>
   <w:num w:numId="1" w16cid:durableId="410858933">
+    <w:abstractNumId w:val="10"/>
+  </w:num>
+  <w:num w:numId="2" w16cid:durableId="754932864">
+    <w:abstractNumId w:val="15"/>
+  </w:num>
+  <w:num w:numId="3" w16cid:durableId="1793212050">
+    <w:abstractNumId w:val="7"/>
+  </w:num>
+  <w:num w:numId="4" w16cid:durableId="1501431630">
+    <w:abstractNumId w:val="14"/>
+  </w:num>
+  <w:num w:numId="5" w16cid:durableId="1105348222">
     <w:abstractNumId w:val="0"/>
+  </w:num>
+  <w:num w:numId="6" w16cid:durableId="632563354">
+    <w:abstractNumId w:val="4"/>
+  </w:num>
+  <w:num w:numId="7" w16cid:durableId="1446584870">
+    <w:abstractNumId w:val="9"/>
+  </w:num>
+  <w:num w:numId="8" w16cid:durableId="2092237069">
+    <w:abstractNumId w:val="3"/>
+  </w:num>
+  <w:num w:numId="9" w16cid:durableId="1837450174">
+    <w:abstractNumId w:val="1"/>
+  </w:num>
+  <w:num w:numId="10" w16cid:durableId="829180128">
+    <w:abstractNumId w:val="19"/>
+  </w:num>
+  <w:num w:numId="11" w16cid:durableId="1385984721">
+    <w:abstractNumId w:val="2"/>
+  </w:num>
+  <w:num w:numId="12" w16cid:durableId="67847617">
+    <w:abstractNumId w:val="8"/>
+  </w:num>
+  <w:num w:numId="13" w16cid:durableId="68695346">
+    <w:abstractNumId w:val="17"/>
+  </w:num>
+  <w:num w:numId="14" w16cid:durableId="1773278227">
+    <w:abstractNumId w:val="11"/>
+  </w:num>
+  <w:num w:numId="15" w16cid:durableId="1089039880">
+    <w:abstractNumId w:val="18"/>
+  </w:num>
+  <w:num w:numId="16" w16cid:durableId="1942686173">
+    <w:abstractNumId w:val="6"/>
+  </w:num>
+  <w:num w:numId="17" w16cid:durableId="577642015">
+    <w:abstractNumId w:val="13"/>
+  </w:num>
+  <w:num w:numId="18" w16cid:durableId="775176733">
+    <w:abstractNumId w:val="5"/>
+  </w:num>
+  <w:num w:numId="19" w16cid:durableId="1984306216">
+    <w:abstractNumId w:val="16"/>
+  </w:num>
+  <w:num w:numId="20" w16cid:durableId="1835564299">
+    <w:abstractNumId w:val="12"/>
   </w:num>
 </w:numbering>
 </file>

--- a/CV/Resume-PrathameshGiri.docx
+++ b/CV/Resume-PrathameshGiri.docx
@@ -733,27 +733,7 @@
           <w:sz w:val="24"/>
           <w:szCs w:val="24"/>
         </w:rPr>
-        <w:t xml:space="preserve">, </w:t>
-      </w:r>
-      <w:r>
-        <w:rPr>
-          <w:rFonts w:ascii="Sans-serif" w:hAnsi="Sans-serif"/>
-          <w:b/>
-          <w:bCs/>
-          <w:sz w:val="24"/>
-          <w:szCs w:val="24"/>
-        </w:rPr>
-        <w:t>PHP,</w:t>
-      </w:r>
-      <w:r>
-        <w:rPr>
-          <w:rFonts w:ascii="Sans-serif" w:hAnsi="Sans-serif"/>
-          <w:b/>
-          <w:bCs/>
-          <w:sz w:val="24"/>
-          <w:szCs w:val="24"/>
-        </w:rPr>
-        <w:t xml:space="preserve"> Spring Boot</w:t>
+        <w:t>, PHP, Spring Boot</w:t>
       </w:r>
     </w:p>
     <w:p>
@@ -1104,17 +1084,7 @@
           <w:sz w:val="28"/>
           <w:szCs w:val="28"/>
         </w:rPr>
-        <w:t xml:space="preserve"> &amp; Environment </w:t>
-      </w:r>
-      <w:r>
-        <w:rPr>
-          <w:rFonts w:ascii="Sans-serif" w:hAnsi="Sans-serif"/>
-          <w:b/>
-          <w:bCs/>
-          <w:sz w:val="28"/>
-          <w:szCs w:val="28"/>
-        </w:rPr>
-        <w:t>–</w:t>
+        <w:t xml:space="preserve"> &amp; Environment –</w:t>
       </w:r>
       <w:r>
         <w:rPr>
@@ -2300,7 +2270,7 @@
             <w:sz w:val="24"/>
             <w:szCs w:val="24"/>
           </w:rPr>
-          <w:t>https://xploro-gps.netlify.app</w:t>
+          <w:t>https://xploro.prathameshgiri.in/</w:t>
         </w:r>
       </w:hyperlink>
     </w:p>
@@ -2399,15 +2369,6 @@
           <w:szCs w:val="24"/>
         </w:rPr>
         <w:tab/>
-      </w:r>
-      <w:r>
-        <w:rPr>
-          <w:rFonts w:ascii="Sans-serif" w:hAnsi="Sans-serif"/>
-          <w:b/>
-          <w:bCs/>
-          <w:sz w:val="24"/>
-          <w:szCs w:val="24"/>
-        </w:rPr>
         <w:t>Gender -Male</w:t>
       </w:r>
       <w:r>
@@ -2430,15 +2391,6 @@
           <w:szCs w:val="24"/>
         </w:rPr>
         <w:tab/>
-      </w:r>
-      <w:r>
-        <w:rPr>
-          <w:rFonts w:ascii="Sans-serif" w:hAnsi="Sans-serif"/>
-          <w:b/>
-          <w:bCs/>
-          <w:sz w:val="24"/>
-          <w:szCs w:val="24"/>
-        </w:rPr>
         <w:t>Nationality-Indian</w:t>
       </w:r>
     </w:p>
@@ -5455,6 +5407,7 @@
   <w:style w:type="character" w:default="1" w:styleId="DefaultParagraphFont">
     <w:name w:val="Default Paragraph Font"/>
     <w:uiPriority w:val="1"/>
+    <w:semiHidden/>
     <w:unhideWhenUsed/>
   </w:style>
   <w:style w:type="table" w:default="1" w:styleId="TableNormal">
